--- a/voting system.docx
+++ b/voting system.docx
@@ -155,52 +155,31 @@
         <w:rPr>
           <w:rFonts w:cs="Times New Roman"/>
         </w:rPr>
-        <w:t>Generic Thapa</w:t>
+        <w:t>Prashant Tripathi</w:t>
       </w:r>
     </w:p>
     <w:p>
       <w:pPr>
         <w:spacing w:before="120" w:after="0" w:line="360" w:lineRule="auto"/>
         <w:jc w:val="both"/>
-        <w:rPr>
-          <w:rFonts w:cs="Times New Roman"/>
-        </w:rPr>
-      </w:pPr>
-      <w:r>
-        <w:rPr>
-          <w:rFonts w:cs="Times New Roman"/>
-        </w:rPr>
-        <w:t>Generic Sharma</w:t>
+      </w:pPr>
+      <w:r>
+        <w:rPr>
+          <w:rFonts w:cs="Times New Roman"/>
+        </w:rPr>
+        <w:t>Miraj Puri</w:t>
       </w:r>
     </w:p>
     <w:p>
       <w:pPr>
         <w:spacing w:before="120" w:after="0" w:line="360" w:lineRule="auto"/>
         <w:jc w:val="both"/>
-        <w:rPr>
-          <w:rFonts w:cs="Times New Roman"/>
-        </w:rPr>
-      </w:pPr>
-      <w:r>
-        <w:rPr>
-          <w:rFonts w:cs="Times New Roman"/>
-        </w:rPr>
-        <w:t>Generic Gurung</w:t>
-      </w:r>
-    </w:p>
-    <w:p>
-      <w:pPr>
-        <w:spacing w:before="120" w:after="0" w:line="360" w:lineRule="auto"/>
-        <w:jc w:val="both"/>
-        <w:rPr>
-          <w:rFonts w:cs="Times New Roman"/>
-        </w:rPr>
-      </w:pPr>
-      <w:r>
-        <w:rPr>
-          <w:rFonts w:cs="Times New Roman"/>
-        </w:rPr>
-        <w:t>Generic Nepali</w:t>
+      </w:pPr>
+      <w:r>
+        <w:rPr>
+          <w:rFonts w:cs="Times New Roman"/>
+        </w:rPr>
+        <w:t>Sushant Adhikari</w:t>
       </w:r>
     </w:p>
     <w:p>
@@ -218,7 +197,6 @@
         <w:rPr>
           <w:rFonts w:cs="Times New Roman"/>
         </w:rPr>
-        <w:lastRenderedPageBreak/>
         <w:t>Declaration for</w:t>
       </w:r>
     </w:p>
@@ -312,7 +290,6 @@
         <w:jc w:val="center"/>
       </w:pPr>
       <w:r>
-        <w:lastRenderedPageBreak/>
         <w:t>Supervisor’s Declaration</w:t>
       </w:r>
     </w:p>
@@ -518,7 +495,6 @@
         <w:jc w:val="center"/>
       </w:pPr>
       <w:r>
-        <w:lastRenderedPageBreak/>
         <w:t>Letter of Approval</w:t>
       </w:r>
     </w:p>
@@ -667,10 +643,6 @@
       <w:pPr>
         <w:pStyle w:val="Heading1"/>
       </w:pPr>
-      <w:r>
-        <w:lastRenderedPageBreak/>
-        <w:t>TABLE OF CONTENTS</w:t>
-      </w:r>
     </w:p>
     <w:p>
       <w:pPr>
@@ -689,7 +661,6 @@
         <w:pStyle w:val="Heading1"/>
       </w:pPr>
       <w:r>
-        <w:lastRenderedPageBreak/>
         <w:t>LIST OF FIGURES</w:t>
       </w:r>
     </w:p>
@@ -712,7 +683,6 @@
           <w:sz w:val="32"/>
           <w:szCs w:val="32"/>
         </w:rPr>
-        <w:lastRenderedPageBreak/>
         <w:t>ABBREVIATIONS</w:t>
       </w:r>
     </w:p>
@@ -749,7 +719,6 @@
         <w:rPr>
           <w:b/>
         </w:rPr>
-        <w:lastRenderedPageBreak/>
         <w:t>Introduction</w:t>
       </w:r>
     </w:p>
@@ -833,7 +802,6 @@
         <w:rPr>
           <w:b/>
         </w:rPr>
-        <w:lastRenderedPageBreak/>
         <w:t>Objective</w:t>
       </w:r>
     </w:p>
@@ -942,6 +910,9 @@
     <w:p/>
     <w:p/>
     <w:p>
+      <w:pPr>
+        <w:spacing w:line="360" w:lineRule="auto"/>
+      </w:pPr>
       <w:r>
         <w:br w:type="page"/>
       </w:r>
@@ -962,7 +933,6 @@
         <w:rPr>
           <w:b/>
         </w:rPr>
-        <w:lastRenderedPageBreak/>
         <w:t>Problem statement</w:t>
       </w:r>
     </w:p>
@@ -1048,6 +1018,108 @@
     </w:p>
     <w:p>
       <w:pPr>
+        <w:rPr>
+          <w:rFonts w:eastAsia="Times New Roman" w:cs="Times New Roman"/>
+          <w:szCs w:val="24"/>
+        </w:rPr>
+      </w:pPr>
+      <w:r>
+        <w:br w:type="page"/>
+      </w:r>
+    </w:p>
+    <w:p>
+      <w:pPr>
+        <w:pStyle w:val="Heading1"/>
+        <w:numPr>
+          <w:ilvl w:val="0"/>
+          <w:numId w:val="7"/>
+        </w:numPr>
+        <w:rPr>
+          <w:b/>
+        </w:rPr>
+      </w:pPr>
+      <w:r>
+        <w:rPr>
+          <w:b/>
+        </w:rPr>
+        <w:t>Background Study</w:t>
+      </w:r>
+    </w:p>
+    <w:p>
+      <w:pPr>
+        <w:spacing w:line="360" w:lineRule="auto"/>
+      </w:pPr>
+      <w:r>
+        <w:t>The background of this project is rooted in the evolving democratic habits of students and the historical shift from manual ballot-counting to digital automation. In the past, student organizations traditionally relied on physical paper ballots and "ballot boxes" to conduct campus elections. Research shows these traditional systems are highly prone to physical hazards, ballot stuffing, theft, data loss, and human tallying errors. Furthermore, manual counting is inefficient and time-consuming.</w:t>
+      </w:r>
+    </w:p>
+    <w:p>
+      <w:pPr>
+        <w:spacing w:line="360" w:lineRule="auto"/>
+      </w:pPr>
+      <w:r>
+        <w:t xml:space="preserve">With the rise of technology, digital voting tools like </w:t>
+      </w:r>
+      <w:proofErr w:type="spellStart"/>
+      <w:r>
+        <w:t>ElectionBuddy</w:t>
+      </w:r>
+      <w:proofErr w:type="spellEnd"/>
+      <w:r>
+        <w:t xml:space="preserve"> and </w:t>
+      </w:r>
+      <w:proofErr w:type="spellStart"/>
+      <w:r>
+        <w:t>OpaVote</w:t>
+      </w:r>
+      <w:proofErr w:type="spellEnd"/>
+      <w:r>
+        <w:t xml:space="preserve"> emerged to handle ballot logging and candidate categorization. However, many of these platforms were developed for corporate or national governance and are overly complex for simple student needs. Additionally, current findings indicate that existing free applications are heavily cluttered with advertisements or require expensive subscription models to unlock essential features like secure data backups and cryptographic auditing. This creates a significant barrier for student bodies operating on limited institutional budgets.</w:t>
+      </w:r>
+    </w:p>
+    <w:p>
+      <w:pPr>
+        <w:spacing w:line="360" w:lineRule="auto"/>
+      </w:pPr>
+      <w:r>
+        <w:t xml:space="preserve">To address these limitations, we have chosen to implement </w:t>
+      </w:r>
+      <w:r>
+        <w:rPr>
+          <w:b/>
+          <w:bCs/>
+        </w:rPr>
+        <w:t xml:space="preserve">[Project Name, e.g., </w:t>
+      </w:r>
+      <w:proofErr w:type="spellStart"/>
+      <w:r>
+        <w:rPr>
+          <w:b/>
+          <w:bCs/>
+        </w:rPr>
+        <w:t>Matpatra</w:t>
+      </w:r>
+      <w:proofErr w:type="spellEnd"/>
+      <w:r>
+        <w:rPr>
+          <w:b/>
+          <w:bCs/>
+        </w:rPr>
+        <w:t>]</w:t>
+      </w:r>
+      <w:r>
+        <w:t xml:space="preserve"> as a localized, terminal-based C application. By utilizing the C programming language, we can develop a lightweight, efficient tool that functions entirely offline without the need for high-cost external servers or internet connectivity. This project removes distracting advertisements and subscription fees, providing a secure, structured, and budget-friendly environment that maintains absolute data integrity while encouraging campus democratic trust</w:t>
+      </w:r>
+    </w:p>
+    <w:p>
+      <w:pPr>
+        <w:pStyle w:val="NormalWeb"/>
+        <w:spacing w:line="360" w:lineRule="auto"/>
+        <w:ind w:left="720"/>
+      </w:pPr>
+    </w:p>
+    <w:p>
+      <w:pPr>
         <w:pStyle w:val="ListParagraph"/>
         <w:numPr>
           <w:ilvl w:val="0"/>
@@ -1083,7 +1155,6 @@
         <w:rPr>
           <w:b/>
         </w:rPr>
-        <w:lastRenderedPageBreak/>
         <w:t>System de</w:t>
       </w:r>
       <w:r>
@@ -1201,18 +1272,334 @@
     </w:p>
     <w:p>
       <w:pPr>
+        <w:pStyle w:val="Heading1"/>
+        <w:numPr>
+          <w:ilvl w:val="0"/>
+          <w:numId w:val="7"/>
+        </w:numPr>
+        <w:rPr>
+          <w:b/>
+        </w:rPr>
+      </w:pPr>
+      <w:r>
+        <w:rPr>
+          <w:b/>
+        </w:rPr>
+        <w:t>Data Flow Diagram (DFD)</w:t>
+      </w:r>
+    </w:p>
+    <w:p>
+      <w:pPr>
         <w:pStyle w:val="Heading2"/>
+        <w:tabs>
+          <w:tab w:val="left" w:pos="984"/>
+        </w:tabs>
         <w:spacing w:line="360" w:lineRule="auto"/>
         <w:jc w:val="both"/>
-        <w:rPr>
-          <w:b/>
-          <w:szCs w:val="32"/>
-        </w:rPr>
-      </w:pPr>
-      <w:r>
-        <w:lastRenderedPageBreak/>
-        <w:t>s</w:t>
-      </w:r>
+      </w:pPr>
+      <w:r>
+        <w:t>The Data Flow Diagram represents the logical tracking of data through the program</w:t>
+      </w:r>
+    </w:p>
+    <w:p>
+      <w:pPr>
+        <w:pStyle w:val="Heading2"/>
+        <w:tabs>
+          <w:tab w:val="left" w:pos="984"/>
+        </w:tabs>
+        <w:spacing w:line="360" w:lineRule="auto"/>
+        <w:jc w:val="both"/>
+      </w:pPr>
+      <w:r>
+        <w:t>structure, mapping how user inputs are processed and saved in the text logs (users.txt</w:t>
+      </w:r>
+    </w:p>
+    <w:p>
+      <w:pPr>
+        <w:pStyle w:val="Heading2"/>
+        <w:tabs>
+          <w:tab w:val="left" w:pos="984"/>
+        </w:tabs>
+        <w:spacing w:line="360" w:lineRule="auto"/>
+        <w:jc w:val="both"/>
+      </w:pPr>
+      <w:r>
+        <w:t>and records.txt).</w:t>
+      </w:r>
+    </w:p>
+    <w:p>
+      <w:pPr>
+        <w:spacing w:line="360" w:lineRule="auto"/>
+      </w:pPr>
+      <w:r>
+        <w:rPr>
+          <w:rStyle w:val="Heading2Char"/>
+          <w:b/>
+        </w:rPr>
+        <w:t xml:space="preserve">Level 0 (Context Diagram): </w:t>
+      </w:r>
+      <w:r>
+        <w:t>Treats the entire system as a single process node,</w:t>
+      </w:r>
+    </w:p>
+    <w:p>
+      <w:pPr>
+        <w:spacing w:line="360" w:lineRule="auto"/>
+      </w:pPr>
+      <w:r>
+        <w:t>illustrating the raw input-output boundary between the User and the application.</w:t>
+      </w:r>
+    </w:p>
+    <w:p>
+      <w:pPr>
+        <w:pStyle w:val="Heading2"/>
+        <w:spacing w:line="360" w:lineRule="auto"/>
+        <w:jc w:val="both"/>
+      </w:pPr>
+      <w:r>
+        <w:t xml:space="preserve"> </w:t>
+      </w:r>
+    </w:p>
+    <w:p>
+      <w:pPr>
+        <w:spacing w:line="360" w:lineRule="auto"/>
+      </w:pPr>
+      <w:r>
+        <w:rPr>
+          <w:noProof/>
+        </w:rPr>
+        <w:drawing>
+          <wp:inline distT="0" distB="0" distL="0" distR="0" wp14:anchorId="16799E59" wp14:editId="039CC417">
+            <wp:extent cx="5486400" cy="2995295"/>
+            <wp:effectExtent l="0" t="0" r="0" b="0"/>
+            <wp:docPr id="2" name="Picture 2"/>
+            <wp:cNvGraphicFramePr>
+              <a:graphicFrameLocks xmlns:a="http://schemas.openxmlformats.org/drawingml/2006/main" noChangeAspect="1"/>
+            </wp:cNvGraphicFramePr>
+            <a:graphic xmlns:a="http://schemas.openxmlformats.org/drawingml/2006/main">
+              <a:graphicData uri="http://schemas.openxmlformats.org/drawingml/2006/picture">
+                <pic:pic xmlns:pic="http://schemas.openxmlformats.org/drawingml/2006/picture">
+                  <pic:nvPicPr>
+                    <pic:cNvPr id="2" name="DFD 0.jpg"/>
+                    <pic:cNvPicPr/>
+                  </pic:nvPicPr>
+                  <pic:blipFill>
+                    <a:blip r:embed="rId7">
+                      <a:extLst>
+                        <a:ext uri="{28A0092B-C50C-407E-A947-70E740481C1C}">
+                          <a14:useLocalDpi xmlns:a14="http://schemas.microsoft.com/office/drawing/2010/main" val="0"/>
+                        </a:ext>
+                      </a:extLst>
+                    </a:blip>
+                    <a:stretch>
+                      <a:fillRect/>
+                    </a:stretch>
+                  </pic:blipFill>
+                  <pic:spPr>
+                    <a:xfrm>
+                      <a:off x="0" y="0"/>
+                      <a:ext cx="5486400" cy="2995295"/>
+                    </a:xfrm>
+                    <a:prstGeom prst="rect">
+                      <a:avLst/>
+                    </a:prstGeom>
+                  </pic:spPr>
+                </pic:pic>
+              </a:graphicData>
+            </a:graphic>
+          </wp:inline>
+        </w:drawing>
+      </w:r>
+    </w:p>
+    <w:p>
+      <w:r>
+        <w:br w:type="page"/>
+      </w:r>
+    </w:p>
+    <w:p>
+      <w:pPr>
+        <w:spacing w:line="360" w:lineRule="auto"/>
+      </w:pPr>
+      <w:r>
+        <w:rPr>
+          <w:rStyle w:val="Heading2Char"/>
+          <w:b/>
+        </w:rPr>
+        <w:t>Level 1 (Detailed Decomposition):</w:t>
+      </w:r>
+      <w:r>
+        <w:t xml:space="preserve"> Breaks down the central system process into</w:t>
+      </w:r>
+    </w:p>
+    <w:p>
+      <w:pPr>
+        <w:spacing w:line="360" w:lineRule="auto"/>
+      </w:pPr>
+      <w:r>
+        <w:t>individual functional modules (signup, signing, add Record, etc.), showing exactly how</w:t>
+      </w:r>
+    </w:p>
+    <w:p>
+      <w:pPr>
+        <w:spacing w:line="360" w:lineRule="auto"/>
+      </w:pPr>
+      <w:r>
+        <w:t>data reads from or appends to local storage via file handling.</w:t>
+      </w:r>
+    </w:p>
+    <w:p>
+      <w:pPr>
+        <w:spacing w:line="360" w:lineRule="auto"/>
+        <w:jc w:val="center"/>
+      </w:pPr>
+      <w:r>
+        <w:rPr>
+          <w:noProof/>
+        </w:rPr>
+        <w:drawing>
+          <wp:inline distT="0" distB="0" distL="0" distR="0" wp14:anchorId="28F30FC1" wp14:editId="6D04AD3E">
+            <wp:extent cx="3916680" cy="2933700"/>
+            <wp:effectExtent l="0" t="0" r="7620" b="0"/>
+            <wp:docPr id="3" name="Picture 3"/>
+            <wp:cNvGraphicFramePr>
+              <a:graphicFrameLocks xmlns:a="http://schemas.openxmlformats.org/drawingml/2006/main" noChangeAspect="1"/>
+            </wp:cNvGraphicFramePr>
+            <a:graphic xmlns:a="http://schemas.openxmlformats.org/drawingml/2006/main">
+              <a:graphicData uri="http://schemas.openxmlformats.org/drawingml/2006/picture">
+                <pic:pic xmlns:pic="http://schemas.openxmlformats.org/drawingml/2006/picture">
+                  <pic:nvPicPr>
+                    <pic:cNvPr id="3" name="dfd 1.jpg"/>
+                    <pic:cNvPicPr/>
+                  </pic:nvPicPr>
+                  <pic:blipFill rotWithShape="1">
+                    <a:blip r:embed="rId8">
+                      <a:extLst>
+                        <a:ext uri="{28A0092B-C50C-407E-A947-70E740481C1C}">
+                          <a14:useLocalDpi xmlns:a14="http://schemas.microsoft.com/office/drawing/2010/main" val="0"/>
+                        </a:ext>
+                      </a:extLst>
+                    </a:blip>
+                    <a:srcRect l="14113" t="9617" r="16801" b="8118"/>
+                    <a:stretch/>
+                  </pic:blipFill>
+                  <pic:spPr bwMode="auto">
+                    <a:xfrm>
+                      <a:off x="0" y="0"/>
+                      <a:ext cx="3916680" cy="2933700"/>
+                    </a:xfrm>
+                    <a:prstGeom prst="rect">
+                      <a:avLst/>
+                    </a:prstGeom>
+                    <a:ln>
+                      <a:noFill/>
+                    </a:ln>
+                    <a:extLst>
+                      <a:ext uri="{53640926-AAD7-44D8-BBD7-CCE9431645EC}">
+                        <a14:shadowObscured xmlns:a14="http://schemas.microsoft.com/office/drawing/2010/main"/>
+                      </a:ext>
+                    </a:extLst>
+                  </pic:spPr>
+                </pic:pic>
+              </a:graphicData>
+            </a:graphic>
+          </wp:inline>
+        </w:drawing>
+      </w:r>
+    </w:p>
+    <w:p>
+      <w:r>
+        <w:br w:type="page"/>
+      </w:r>
+    </w:p>
+    <w:p>
+      <w:pPr>
+        <w:pStyle w:val="Heading2"/>
+        <w:spacing w:line="360" w:lineRule="auto"/>
+        <w:rPr>
+          <w:b/>
+        </w:rPr>
+      </w:pPr>
+      <w:r>
+        <w:rPr>
+          <w:b/>
+        </w:rPr>
+        <w:t>System Flowchart</w:t>
+      </w:r>
+    </w:p>
+    <w:p>
+      <w:pPr>
+        <w:spacing w:line="360" w:lineRule="auto"/>
+      </w:pPr>
+      <w:r>
+        <w:t>While the DFD tracks data streams, the System Flowchart diagrams the exact</w:t>
+      </w:r>
+    </w:p>
+    <w:p>
+      <w:pPr>
+        <w:spacing w:line="360" w:lineRule="auto"/>
+      </w:pPr>
+      <w:r>
+        <w:t xml:space="preserve">chronological execution logic, sequence of algorithmic steps, and </w:t>
+      </w:r>
+      <w:proofErr w:type="spellStart"/>
+      <w:r>
+        <w:t>conditionabranching</w:t>
+      </w:r>
+      <w:proofErr w:type="spellEnd"/>
+      <w:r>
+        <w:t xml:space="preserve"> rules handled by the </w:t>
+      </w:r>
+      <w:r>
+        <w:t>program at runtime.</w:t>
+      </w:r>
+      <w:r>
+        <w:rPr>
+          <w:noProof/>
+        </w:rPr>
+        <w:drawing>
+          <wp:inline distT="0" distB="0" distL="0" distR="0" wp14:anchorId="2DA65E78" wp14:editId="5CC3C423">
+            <wp:extent cx="5699760" cy="6888480"/>
+            <wp:effectExtent l="0" t="0" r="0" b="7620"/>
+            <wp:docPr id="4" name="Picture 4"/>
+            <wp:cNvGraphicFramePr>
+              <a:graphicFrameLocks xmlns:a="http://schemas.openxmlformats.org/drawingml/2006/main" noChangeAspect="1"/>
+            </wp:cNvGraphicFramePr>
+            <a:graphic xmlns:a="http://schemas.openxmlformats.org/drawingml/2006/main">
+              <a:graphicData uri="http://schemas.openxmlformats.org/drawingml/2006/picture">
+                <pic:pic xmlns:pic="http://schemas.openxmlformats.org/drawingml/2006/picture">
+                  <pic:nvPicPr>
+                    <pic:cNvPr id="4" name="Voting System-2026-06-24-165348.png"/>
+                    <pic:cNvPicPr/>
+                  </pic:nvPicPr>
+                  <pic:blipFill>
+                    <a:blip r:embed="rId9" cstate="print">
+                      <a:extLst>
+                        <a:ext uri="{28A0092B-C50C-407E-A947-70E740481C1C}">
+                          <a14:useLocalDpi xmlns:a14="http://schemas.microsoft.com/office/drawing/2010/main" val="0"/>
+                        </a:ext>
+                      </a:extLst>
+                    </a:blip>
+                    <a:stretch>
+                      <a:fillRect/>
+                    </a:stretch>
+                  </pic:blipFill>
+                  <pic:spPr>
+                    <a:xfrm>
+                      <a:off x="0" y="0"/>
+                      <a:ext cx="5699760" cy="6888480"/>
+                    </a:xfrm>
+                    <a:prstGeom prst="rect">
+                      <a:avLst/>
+                    </a:prstGeom>
+                  </pic:spPr>
+                </pic:pic>
+              </a:graphicData>
+            </a:graphic>
+          </wp:inline>
+        </w:drawing>
+      </w:r>
+    </w:p>
+    <w:p>
       <w:bookmarkStart w:id="0" w:name="_GoBack"/>
       <w:bookmarkEnd w:id="0"/>
       <w:r>
@@ -1221,9 +1608,7 @@
     </w:p>
     <w:p>
       <w:pPr>
-        <w:pStyle w:val="NormalWeb"/>
-        <w:spacing w:line="360" w:lineRule="auto"/>
-        <w:ind w:left="720"/>
+        <w:spacing w:line="360" w:lineRule="auto"/>
       </w:pPr>
     </w:p>
     <w:p>
@@ -2244,7 +2629,7 @@
   <w:abstractNum w:abstractNumId="9" w15:restartNumberingAfterBreak="0">
     <w:nsid w:val="7ECE6D3B"/>
     <w:multiLevelType w:val="hybridMultilevel"/>
-    <w:tmpl w:val="A9B4E5A8"/>
+    <w:tmpl w:val="C1EE5970"/>
     <w:lvl w:ilvl="0" w:tplc="0409000F">
       <w:start w:val="1"/>
       <w:numFmt w:val="decimal"/>
@@ -2791,7 +3176,7 @@
     <w:uiPriority w:val="9"/>
     <w:unhideWhenUsed/>
     <w:qFormat/>
-    <w:rsid w:val="00144C6F"/>
+    <w:rsid w:val="00D328D9"/>
     <w:pPr>
       <w:keepNext/>
       <w:keepLines/>
@@ -2800,6 +3185,7 @@
     </w:pPr>
     <w:rPr>
       <w:rFonts w:eastAsiaTheme="majorEastAsia" w:cstheme="majorBidi"/>
+      <w:sz w:val="28"/>
       <w:szCs w:val="26"/>
     </w:rPr>
   </w:style>
@@ -2894,10 +3280,10 @@
     <w:basedOn w:val="DefaultParagraphFont"/>
     <w:link w:val="Heading2"/>
     <w:uiPriority w:val="9"/>
-    <w:rsid w:val="00144C6F"/>
+    <w:rsid w:val="00D328D9"/>
     <w:rPr>
       <w:rFonts w:ascii="Times New Roman" w:eastAsiaTheme="majorEastAsia" w:hAnsi="Times New Roman" w:cstheme="majorBidi"/>
-      <w:sz w:val="24"/>
+      <w:sz w:val="28"/>
       <w:szCs w:val="26"/>
     </w:rPr>
   </w:style>
@@ -2912,6 +3298,58 @@
       <w:color w:val="1F3763" w:themeColor="accent1" w:themeShade="7F"/>
       <w:sz w:val="24"/>
       <w:szCs w:val="24"/>
+    </w:rPr>
+  </w:style>
+  <w:style w:type="paragraph" w:styleId="TOCHeading">
+    <w:name w:val="TOC Heading"/>
+    <w:basedOn w:val="Heading1"/>
+    <w:next w:val="Normal"/>
+    <w:uiPriority w:val="39"/>
+    <w:unhideWhenUsed/>
+    <w:qFormat/>
+    <w:rsid w:val="00D328D9"/>
+    <w:pPr>
+      <w:outlineLvl w:val="9"/>
+    </w:pPr>
+    <w:rPr>
+      <w:rFonts w:asciiTheme="majorHAnsi" w:hAnsiTheme="majorHAnsi"/>
+      <w:color w:val="2F5496" w:themeColor="accent1" w:themeShade="BF"/>
+    </w:rPr>
+  </w:style>
+  <w:style w:type="paragraph" w:styleId="TOC1">
+    <w:name w:val="toc 1"/>
+    <w:basedOn w:val="Normal"/>
+    <w:next w:val="Normal"/>
+    <w:autoRedefine/>
+    <w:uiPriority w:val="39"/>
+    <w:unhideWhenUsed/>
+    <w:rsid w:val="00D328D9"/>
+    <w:pPr>
+      <w:spacing w:after="100"/>
+    </w:pPr>
+  </w:style>
+  <w:style w:type="paragraph" w:styleId="TOC2">
+    <w:name w:val="toc 2"/>
+    <w:basedOn w:val="Normal"/>
+    <w:next w:val="Normal"/>
+    <w:autoRedefine/>
+    <w:uiPriority w:val="39"/>
+    <w:unhideWhenUsed/>
+    <w:rsid w:val="00D328D9"/>
+    <w:pPr>
+      <w:spacing w:after="100"/>
+      <w:ind w:left="240"/>
+    </w:pPr>
+  </w:style>
+  <w:style w:type="character" w:styleId="Hyperlink">
+    <w:name w:val="Hyperlink"/>
+    <w:basedOn w:val="DefaultParagraphFont"/>
+    <w:uiPriority w:val="99"/>
+    <w:unhideWhenUsed/>
+    <w:rsid w:val="00D328D9"/>
+    <w:rPr>
+      <w:color w:val="0563C1" w:themeColor="hyperlink"/>
+      <w:u w:val="single"/>
     </w:rPr>
   </w:style>
 </w:styles>
@@ -3217,7 +3655,7 @@
 </file>
 
 <file path=customXml/itemProps1.xml><?xml version="1.0" encoding="utf-8"?>
-<ds:datastoreItem xmlns:ds="http://schemas.openxmlformats.org/officeDocument/2006/customXml" ds:itemID="{38A1FF57-A1B5-414B-B8A8-895280562607}">
+<ds:datastoreItem xmlns:ds="http://schemas.openxmlformats.org/officeDocument/2006/customXml" ds:itemID="{620233F5-04F9-46A2-8128-CD9E4535BC42}">
   <ds:schemaRefs>
     <ds:schemaRef ds:uri="http://schemas.openxmlformats.org/officeDocument/2006/bibliography"/>
   </ds:schemaRefs>

--- a/voting system.docx
+++ b/voting system.docx
@@ -193,12 +193,15 @@
       <w:r>
         <w:br w:type="page"/>
       </w:r>
+      <w:bookmarkStart w:id="0" w:name="_Toc233458845"/>
       <w:r>
         <w:rPr>
           <w:rFonts w:cs="Times New Roman"/>
         </w:rPr>
+        <w:lastRenderedPageBreak/>
         <w:t>Declaration for</w:t>
       </w:r>
+      <w:bookmarkEnd w:id="0"/>
     </w:p>
     <w:p>
       <w:pPr>
@@ -289,9 +292,12 @@
         <w:spacing w:line="360" w:lineRule="auto"/>
         <w:jc w:val="center"/>
       </w:pPr>
-      <w:r>
+      <w:bookmarkStart w:id="1" w:name="_Toc233458846"/>
+      <w:r>
+        <w:lastRenderedPageBreak/>
         <w:t>Supervisor’s Declaration</w:t>
       </w:r>
+      <w:bookmarkEnd w:id="1"/>
     </w:p>
     <w:p>
       <w:pPr>
@@ -494,9 +500,12 @@
         <w:pStyle w:val="Heading1"/>
         <w:jc w:val="center"/>
       </w:pPr>
-      <w:r>
+      <w:bookmarkStart w:id="2" w:name="_Toc233458847"/>
+      <w:r>
+        <w:lastRenderedPageBreak/>
         <w:t>Letter of Approval</w:t>
       </w:r>
+      <w:bookmarkEnd w:id="2"/>
     </w:p>
     <w:p>
       <w:pPr>
@@ -639,6 +648,1148 @@
         <w:br w:type="page"/>
       </w:r>
     </w:p>
+    <w:sdt>
+      <w:sdtPr>
+        <w:id w:val="173155287"/>
+        <w:docPartObj>
+          <w:docPartGallery w:val="Table of Contents"/>
+          <w:docPartUnique/>
+        </w:docPartObj>
+      </w:sdtPr>
+      <w:sdtEndPr>
+        <w:rPr>
+          <w:rFonts w:ascii="Times New Roman" w:eastAsiaTheme="minorHAnsi" w:hAnsi="Times New Roman" w:cstheme="minorBidi"/>
+          <w:b/>
+          <w:bCs/>
+          <w:noProof/>
+          <w:color w:val="auto"/>
+          <w:sz w:val="24"/>
+          <w:szCs w:val="22"/>
+        </w:rPr>
+      </w:sdtEndPr>
+      <w:sdtContent>
+        <w:p>
+          <w:pPr>
+            <w:pStyle w:val="TOCHeading"/>
+          </w:pPr>
+          <w:r>
+            <w:t>Contents</w:t>
+          </w:r>
+        </w:p>
+        <w:p>
+          <w:pPr>
+            <w:pStyle w:val="TOC1"/>
+            <w:tabs>
+              <w:tab w:val="right" w:leader="dot" w:pos="8630"/>
+            </w:tabs>
+            <w:rPr>
+              <w:rFonts w:asciiTheme="minorHAnsi" w:eastAsiaTheme="minorEastAsia" w:hAnsiTheme="minorHAnsi"/>
+              <w:noProof/>
+              <w:sz w:val="22"/>
+            </w:rPr>
+          </w:pPr>
+          <w:r>
+            <w:fldChar w:fldCharType="begin"/>
+          </w:r>
+          <w:r>
+            <w:instrText xml:space="preserve"> TOC \o "1-3" \h \z \u </w:instrText>
+          </w:r>
+          <w:r>
+            <w:fldChar w:fldCharType="separate"/>
+          </w:r>
+          <w:hyperlink w:anchor="_Toc233458845" w:history="1">
+            <w:r>
+              <w:rPr>
+                <w:rStyle w:val="Hyperlink"/>
+                <w:rFonts w:cs="Times New Roman"/>
+                <w:noProof/>
+              </w:rPr>
+              <w:t>Declaration for</w:t>
+            </w:r>
+            <w:r>
+              <w:rPr>
+                <w:noProof/>
+                <w:webHidden/>
+              </w:rPr>
+              <w:tab/>
+            </w:r>
+            <w:r>
+              <w:rPr>
+                <w:noProof/>
+                <w:webHidden/>
+              </w:rPr>
+              <w:fldChar w:fldCharType="begin"/>
+            </w:r>
+            <w:r>
+              <w:rPr>
+                <w:noProof/>
+                <w:webHidden/>
+              </w:rPr>
+              <w:instrText xml:space="preserve"> PAGEREF _Toc233458845 \h </w:instrText>
+            </w:r>
+            <w:r>
+              <w:rPr>
+                <w:noProof/>
+                <w:webHidden/>
+              </w:rPr>
+            </w:r>
+            <w:r>
+              <w:rPr>
+                <w:noProof/>
+                <w:webHidden/>
+              </w:rPr>
+              <w:fldChar w:fldCharType="separate"/>
+            </w:r>
+            <w:r>
+              <w:rPr>
+                <w:noProof/>
+                <w:webHidden/>
+              </w:rPr>
+              <w:t>3</w:t>
+            </w:r>
+            <w:r>
+              <w:rPr>
+                <w:noProof/>
+                <w:webHidden/>
+              </w:rPr>
+              <w:fldChar w:fldCharType="end"/>
+            </w:r>
+          </w:hyperlink>
+        </w:p>
+        <w:p>
+          <w:pPr>
+            <w:pStyle w:val="TOC1"/>
+            <w:tabs>
+              <w:tab w:val="right" w:leader="dot" w:pos="8630"/>
+            </w:tabs>
+            <w:rPr>
+              <w:rFonts w:asciiTheme="minorHAnsi" w:eastAsiaTheme="minorEastAsia" w:hAnsiTheme="minorHAnsi"/>
+              <w:noProof/>
+              <w:sz w:val="22"/>
+            </w:rPr>
+          </w:pPr>
+          <w:hyperlink w:anchor="_Toc233458846" w:history="1">
+            <w:r>
+              <w:rPr>
+                <w:rStyle w:val="Hyperlink"/>
+                <w:noProof/>
+              </w:rPr>
+              <w:t>Supervisor’s Declaration</w:t>
+            </w:r>
+            <w:r>
+              <w:rPr>
+                <w:noProof/>
+                <w:webHidden/>
+              </w:rPr>
+              <w:tab/>
+            </w:r>
+            <w:r>
+              <w:rPr>
+                <w:noProof/>
+                <w:webHidden/>
+              </w:rPr>
+              <w:fldChar w:fldCharType="begin"/>
+            </w:r>
+            <w:r>
+              <w:rPr>
+                <w:noProof/>
+                <w:webHidden/>
+              </w:rPr>
+              <w:instrText xml:space="preserve"> PAGEREF _Toc233458846 \h </w:instrText>
+            </w:r>
+            <w:r>
+              <w:rPr>
+                <w:noProof/>
+                <w:webHidden/>
+              </w:rPr>
+            </w:r>
+            <w:r>
+              <w:rPr>
+                <w:noProof/>
+                <w:webHidden/>
+              </w:rPr>
+              <w:fldChar w:fldCharType="separate"/>
+            </w:r>
+            <w:r>
+              <w:rPr>
+                <w:noProof/>
+                <w:webHidden/>
+              </w:rPr>
+              <w:t>4</w:t>
+            </w:r>
+            <w:r>
+              <w:rPr>
+                <w:noProof/>
+                <w:webHidden/>
+              </w:rPr>
+              <w:fldChar w:fldCharType="end"/>
+            </w:r>
+          </w:hyperlink>
+        </w:p>
+        <w:p>
+          <w:pPr>
+            <w:pStyle w:val="TOC1"/>
+            <w:tabs>
+              <w:tab w:val="right" w:leader="dot" w:pos="8630"/>
+            </w:tabs>
+            <w:rPr>
+              <w:rFonts w:asciiTheme="minorHAnsi" w:eastAsiaTheme="minorEastAsia" w:hAnsiTheme="minorHAnsi"/>
+              <w:noProof/>
+              <w:sz w:val="22"/>
+            </w:rPr>
+          </w:pPr>
+          <w:hyperlink w:anchor="_Toc233458847" w:history="1">
+            <w:r>
+              <w:rPr>
+                <w:rStyle w:val="Hyperlink"/>
+                <w:noProof/>
+              </w:rPr>
+              <w:t>Letter of Approval</w:t>
+            </w:r>
+            <w:r>
+              <w:rPr>
+                <w:noProof/>
+                <w:webHidden/>
+              </w:rPr>
+              <w:tab/>
+            </w:r>
+            <w:r>
+              <w:rPr>
+                <w:noProof/>
+                <w:webHidden/>
+              </w:rPr>
+              <w:fldChar w:fldCharType="begin"/>
+            </w:r>
+            <w:r>
+              <w:rPr>
+                <w:noProof/>
+                <w:webHidden/>
+              </w:rPr>
+              <w:instrText xml:space="preserve"> PAGEREF _Toc233458847 \h </w:instrText>
+            </w:r>
+            <w:r>
+              <w:rPr>
+                <w:noProof/>
+                <w:webHidden/>
+              </w:rPr>
+            </w:r>
+            <w:r>
+              <w:rPr>
+                <w:noProof/>
+                <w:webHidden/>
+              </w:rPr>
+              <w:fldChar w:fldCharType="separate"/>
+            </w:r>
+            <w:r>
+              <w:rPr>
+                <w:noProof/>
+                <w:webHidden/>
+              </w:rPr>
+              <w:t>5</w:t>
+            </w:r>
+            <w:r>
+              <w:rPr>
+                <w:noProof/>
+                <w:webHidden/>
+              </w:rPr>
+              <w:fldChar w:fldCharType="end"/>
+            </w:r>
+          </w:hyperlink>
+        </w:p>
+        <w:p>
+          <w:pPr>
+            <w:pStyle w:val="TOC1"/>
+            <w:tabs>
+              <w:tab w:val="right" w:leader="dot" w:pos="8630"/>
+            </w:tabs>
+            <w:rPr>
+              <w:rFonts w:asciiTheme="minorHAnsi" w:eastAsiaTheme="minorEastAsia" w:hAnsiTheme="minorHAnsi"/>
+              <w:noProof/>
+              <w:sz w:val="22"/>
+            </w:rPr>
+          </w:pPr>
+          <w:hyperlink w:anchor="_Toc233458848" w:history="1">
+            <w:r>
+              <w:rPr>
+                <w:rStyle w:val="Hyperlink"/>
+                <w:noProof/>
+              </w:rPr>
+              <w:t>LIST OF FIGURES</w:t>
+            </w:r>
+            <w:r>
+              <w:rPr>
+                <w:noProof/>
+                <w:webHidden/>
+              </w:rPr>
+              <w:tab/>
+            </w:r>
+            <w:r>
+              <w:rPr>
+                <w:noProof/>
+                <w:webHidden/>
+              </w:rPr>
+              <w:fldChar w:fldCharType="begin"/>
+            </w:r>
+            <w:r>
+              <w:rPr>
+                <w:noProof/>
+                <w:webHidden/>
+              </w:rPr>
+              <w:instrText xml:space="preserve"> PAGEREF _Toc233458848 \h </w:instrText>
+            </w:r>
+            <w:r>
+              <w:rPr>
+                <w:noProof/>
+                <w:webHidden/>
+              </w:rPr>
+            </w:r>
+            <w:r>
+              <w:rPr>
+                <w:noProof/>
+                <w:webHidden/>
+              </w:rPr>
+              <w:fldChar w:fldCharType="separate"/>
+            </w:r>
+            <w:r>
+              <w:rPr>
+                <w:noProof/>
+                <w:webHidden/>
+              </w:rPr>
+              <w:t>7</w:t>
+            </w:r>
+            <w:r>
+              <w:rPr>
+                <w:noProof/>
+                <w:webHidden/>
+              </w:rPr>
+              <w:fldChar w:fldCharType="end"/>
+            </w:r>
+          </w:hyperlink>
+        </w:p>
+        <w:p>
+          <w:pPr>
+            <w:pStyle w:val="TOC1"/>
+            <w:tabs>
+              <w:tab w:val="left" w:pos="440"/>
+              <w:tab w:val="right" w:leader="dot" w:pos="8630"/>
+            </w:tabs>
+            <w:rPr>
+              <w:rFonts w:asciiTheme="minorHAnsi" w:eastAsiaTheme="minorEastAsia" w:hAnsiTheme="minorHAnsi"/>
+              <w:noProof/>
+              <w:sz w:val="22"/>
+            </w:rPr>
+          </w:pPr>
+          <w:hyperlink w:anchor="_Toc233458849" w:history="1">
+            <w:r>
+              <w:rPr>
+                <w:rStyle w:val="Hyperlink"/>
+                <w:b/>
+                <w:noProof/>
+              </w:rPr>
+              <w:t>1.</w:t>
+            </w:r>
+            <w:r>
+              <w:rPr>
+                <w:rFonts w:asciiTheme="minorHAnsi" w:eastAsiaTheme="minorEastAsia" w:hAnsiTheme="minorHAnsi"/>
+                <w:noProof/>
+                <w:sz w:val="22"/>
+              </w:rPr>
+              <w:tab/>
+            </w:r>
+            <w:r>
+              <w:rPr>
+                <w:rStyle w:val="Hyperlink"/>
+                <w:b/>
+                <w:noProof/>
+              </w:rPr>
+              <w:t>Introduction</w:t>
+            </w:r>
+            <w:r>
+              <w:rPr>
+                <w:noProof/>
+                <w:webHidden/>
+              </w:rPr>
+              <w:tab/>
+            </w:r>
+            <w:r>
+              <w:rPr>
+                <w:noProof/>
+                <w:webHidden/>
+              </w:rPr>
+              <w:fldChar w:fldCharType="begin"/>
+            </w:r>
+            <w:r>
+              <w:rPr>
+                <w:noProof/>
+                <w:webHidden/>
+              </w:rPr>
+              <w:instrText xml:space="preserve"> PAGEREF _Toc233458849 \h </w:instrText>
+            </w:r>
+            <w:r>
+              <w:rPr>
+                <w:noProof/>
+                <w:webHidden/>
+              </w:rPr>
+            </w:r>
+            <w:r>
+              <w:rPr>
+                <w:noProof/>
+                <w:webHidden/>
+              </w:rPr>
+              <w:fldChar w:fldCharType="separate"/>
+            </w:r>
+            <w:r>
+              <w:rPr>
+                <w:noProof/>
+                <w:webHidden/>
+              </w:rPr>
+              <w:t>9</w:t>
+            </w:r>
+            <w:r>
+              <w:rPr>
+                <w:noProof/>
+                <w:webHidden/>
+              </w:rPr>
+              <w:fldChar w:fldCharType="end"/>
+            </w:r>
+          </w:hyperlink>
+        </w:p>
+        <w:p>
+          <w:pPr>
+            <w:pStyle w:val="TOC1"/>
+            <w:tabs>
+              <w:tab w:val="left" w:pos="440"/>
+              <w:tab w:val="right" w:leader="dot" w:pos="8630"/>
+            </w:tabs>
+            <w:rPr>
+              <w:rFonts w:asciiTheme="minorHAnsi" w:eastAsiaTheme="minorEastAsia" w:hAnsiTheme="minorHAnsi"/>
+              <w:noProof/>
+              <w:sz w:val="22"/>
+            </w:rPr>
+          </w:pPr>
+          <w:hyperlink w:anchor="_Toc233458850" w:history="1">
+            <w:r>
+              <w:rPr>
+                <w:rStyle w:val="Hyperlink"/>
+                <w:b/>
+                <w:noProof/>
+              </w:rPr>
+              <w:t>2.</w:t>
+            </w:r>
+            <w:r>
+              <w:rPr>
+                <w:rFonts w:asciiTheme="minorHAnsi" w:eastAsiaTheme="minorEastAsia" w:hAnsiTheme="minorHAnsi"/>
+                <w:noProof/>
+                <w:sz w:val="22"/>
+              </w:rPr>
+              <w:tab/>
+            </w:r>
+            <w:r>
+              <w:rPr>
+                <w:rStyle w:val="Hyperlink"/>
+                <w:b/>
+                <w:noProof/>
+              </w:rPr>
+              <w:t>Objective</w:t>
+            </w:r>
+            <w:r>
+              <w:rPr>
+                <w:noProof/>
+                <w:webHidden/>
+              </w:rPr>
+              <w:tab/>
+            </w:r>
+            <w:r>
+              <w:rPr>
+                <w:noProof/>
+                <w:webHidden/>
+              </w:rPr>
+              <w:fldChar w:fldCharType="begin"/>
+            </w:r>
+            <w:r>
+              <w:rPr>
+                <w:noProof/>
+                <w:webHidden/>
+              </w:rPr>
+              <w:instrText xml:space="preserve"> PAGEREF _Toc233458850 \h </w:instrText>
+            </w:r>
+            <w:r>
+              <w:rPr>
+                <w:noProof/>
+                <w:webHidden/>
+              </w:rPr>
+            </w:r>
+            <w:r>
+              <w:rPr>
+                <w:noProof/>
+                <w:webHidden/>
+              </w:rPr>
+              <w:fldChar w:fldCharType="separate"/>
+            </w:r>
+            <w:r>
+              <w:rPr>
+                <w:noProof/>
+                <w:webHidden/>
+              </w:rPr>
+              <w:t>10</w:t>
+            </w:r>
+            <w:r>
+              <w:rPr>
+                <w:noProof/>
+                <w:webHidden/>
+              </w:rPr>
+              <w:fldChar w:fldCharType="end"/>
+            </w:r>
+          </w:hyperlink>
+        </w:p>
+        <w:p>
+          <w:pPr>
+            <w:pStyle w:val="TOC1"/>
+            <w:tabs>
+              <w:tab w:val="left" w:pos="440"/>
+              <w:tab w:val="right" w:leader="dot" w:pos="8630"/>
+            </w:tabs>
+            <w:rPr>
+              <w:rFonts w:asciiTheme="minorHAnsi" w:eastAsiaTheme="minorEastAsia" w:hAnsiTheme="minorHAnsi"/>
+              <w:noProof/>
+              <w:sz w:val="22"/>
+            </w:rPr>
+          </w:pPr>
+          <w:hyperlink w:anchor="_Toc233458851" w:history="1">
+            <w:r>
+              <w:rPr>
+                <w:rStyle w:val="Hyperlink"/>
+                <w:b/>
+                <w:noProof/>
+              </w:rPr>
+              <w:t>3.</w:t>
+            </w:r>
+            <w:r>
+              <w:rPr>
+                <w:rFonts w:asciiTheme="minorHAnsi" w:eastAsiaTheme="minorEastAsia" w:hAnsiTheme="minorHAnsi"/>
+                <w:noProof/>
+                <w:sz w:val="22"/>
+              </w:rPr>
+              <w:tab/>
+            </w:r>
+            <w:r>
+              <w:rPr>
+                <w:rStyle w:val="Hyperlink"/>
+                <w:b/>
+                <w:noProof/>
+              </w:rPr>
+              <w:t>Problem statement</w:t>
+            </w:r>
+            <w:r>
+              <w:rPr>
+                <w:noProof/>
+                <w:webHidden/>
+              </w:rPr>
+              <w:tab/>
+            </w:r>
+            <w:r>
+              <w:rPr>
+                <w:noProof/>
+                <w:webHidden/>
+              </w:rPr>
+              <w:fldChar w:fldCharType="begin"/>
+            </w:r>
+            <w:r>
+              <w:rPr>
+                <w:noProof/>
+                <w:webHidden/>
+              </w:rPr>
+              <w:instrText xml:space="preserve"> PAGEREF _Toc233458851 \h </w:instrText>
+            </w:r>
+            <w:r>
+              <w:rPr>
+                <w:noProof/>
+                <w:webHidden/>
+              </w:rPr>
+            </w:r>
+            <w:r>
+              <w:rPr>
+                <w:noProof/>
+                <w:webHidden/>
+              </w:rPr>
+              <w:fldChar w:fldCharType="separate"/>
+            </w:r>
+            <w:r>
+              <w:rPr>
+                <w:noProof/>
+                <w:webHidden/>
+              </w:rPr>
+              <w:t>11</w:t>
+            </w:r>
+            <w:r>
+              <w:rPr>
+                <w:noProof/>
+                <w:webHidden/>
+              </w:rPr>
+              <w:fldChar w:fldCharType="end"/>
+            </w:r>
+          </w:hyperlink>
+        </w:p>
+        <w:p>
+          <w:pPr>
+            <w:pStyle w:val="TOC1"/>
+            <w:tabs>
+              <w:tab w:val="left" w:pos="440"/>
+              <w:tab w:val="right" w:leader="dot" w:pos="8630"/>
+            </w:tabs>
+            <w:rPr>
+              <w:rFonts w:asciiTheme="minorHAnsi" w:eastAsiaTheme="minorEastAsia" w:hAnsiTheme="minorHAnsi"/>
+              <w:noProof/>
+              <w:sz w:val="22"/>
+            </w:rPr>
+          </w:pPr>
+          <w:hyperlink w:anchor="_Toc233458852" w:history="1">
+            <w:r>
+              <w:rPr>
+                <w:rStyle w:val="Hyperlink"/>
+                <w:b/>
+                <w:noProof/>
+              </w:rPr>
+              <w:t>4.</w:t>
+            </w:r>
+            <w:r>
+              <w:rPr>
+                <w:rFonts w:asciiTheme="minorHAnsi" w:eastAsiaTheme="minorEastAsia" w:hAnsiTheme="minorHAnsi"/>
+                <w:noProof/>
+                <w:sz w:val="22"/>
+              </w:rPr>
+              <w:tab/>
+            </w:r>
+            <w:r>
+              <w:rPr>
+                <w:rStyle w:val="Hyperlink"/>
+                <w:b/>
+                <w:noProof/>
+              </w:rPr>
+              <w:t>Background Study</w:t>
+            </w:r>
+            <w:r>
+              <w:rPr>
+                <w:noProof/>
+                <w:webHidden/>
+              </w:rPr>
+              <w:tab/>
+            </w:r>
+            <w:r>
+              <w:rPr>
+                <w:noProof/>
+                <w:webHidden/>
+              </w:rPr>
+              <w:fldChar w:fldCharType="begin"/>
+            </w:r>
+            <w:r>
+              <w:rPr>
+                <w:noProof/>
+                <w:webHidden/>
+              </w:rPr>
+              <w:instrText xml:space="preserve"> PAGEREF _Toc233458852 \h </w:instrText>
+            </w:r>
+            <w:r>
+              <w:rPr>
+                <w:noProof/>
+                <w:webHidden/>
+              </w:rPr>
+            </w:r>
+            <w:r>
+              <w:rPr>
+                <w:noProof/>
+                <w:webHidden/>
+              </w:rPr>
+              <w:fldChar w:fldCharType="separate"/>
+            </w:r>
+            <w:r>
+              <w:rPr>
+                <w:noProof/>
+                <w:webHidden/>
+              </w:rPr>
+              <w:t>12</w:t>
+            </w:r>
+            <w:r>
+              <w:rPr>
+                <w:noProof/>
+                <w:webHidden/>
+              </w:rPr>
+              <w:fldChar w:fldCharType="end"/>
+            </w:r>
+          </w:hyperlink>
+        </w:p>
+        <w:p>
+          <w:pPr>
+            <w:pStyle w:val="TOC1"/>
+            <w:tabs>
+              <w:tab w:val="left" w:pos="440"/>
+              <w:tab w:val="right" w:leader="dot" w:pos="8630"/>
+            </w:tabs>
+            <w:rPr>
+              <w:rFonts w:asciiTheme="minorHAnsi" w:eastAsiaTheme="minorEastAsia" w:hAnsiTheme="minorHAnsi"/>
+              <w:noProof/>
+              <w:sz w:val="22"/>
+            </w:rPr>
+          </w:pPr>
+          <w:hyperlink w:anchor="_Toc233458853" w:history="1">
+            <w:r>
+              <w:rPr>
+                <w:rStyle w:val="Hyperlink"/>
+                <w:b/>
+                <w:noProof/>
+              </w:rPr>
+              <w:t>5.</w:t>
+            </w:r>
+            <w:r>
+              <w:rPr>
+                <w:rFonts w:asciiTheme="minorHAnsi" w:eastAsiaTheme="minorEastAsia" w:hAnsiTheme="minorHAnsi"/>
+                <w:noProof/>
+                <w:sz w:val="22"/>
+              </w:rPr>
+              <w:tab/>
+            </w:r>
+            <w:r>
+              <w:rPr>
+                <w:rStyle w:val="Hyperlink"/>
+                <w:b/>
+                <w:noProof/>
+              </w:rPr>
+              <w:t>System design</w:t>
+            </w:r>
+            <w:r>
+              <w:rPr>
+                <w:noProof/>
+                <w:webHidden/>
+              </w:rPr>
+              <w:tab/>
+            </w:r>
+            <w:r>
+              <w:rPr>
+                <w:noProof/>
+                <w:webHidden/>
+              </w:rPr>
+              <w:fldChar w:fldCharType="begin"/>
+            </w:r>
+            <w:r>
+              <w:rPr>
+                <w:noProof/>
+                <w:webHidden/>
+              </w:rPr>
+              <w:instrText xml:space="preserve"> PAGEREF _Toc233458853 \h </w:instrText>
+            </w:r>
+            <w:r>
+              <w:rPr>
+                <w:noProof/>
+                <w:webHidden/>
+              </w:rPr>
+            </w:r>
+            <w:r>
+              <w:rPr>
+                <w:noProof/>
+                <w:webHidden/>
+              </w:rPr>
+              <w:fldChar w:fldCharType="separate"/>
+            </w:r>
+            <w:r>
+              <w:rPr>
+                <w:noProof/>
+                <w:webHidden/>
+              </w:rPr>
+              <w:t>13</w:t>
+            </w:r>
+            <w:r>
+              <w:rPr>
+                <w:noProof/>
+                <w:webHidden/>
+              </w:rPr>
+              <w:fldChar w:fldCharType="end"/>
+            </w:r>
+          </w:hyperlink>
+        </w:p>
+        <w:p>
+          <w:pPr>
+            <w:pStyle w:val="TOC2"/>
+            <w:tabs>
+              <w:tab w:val="right" w:leader="dot" w:pos="8630"/>
+            </w:tabs>
+            <w:rPr>
+              <w:rFonts w:asciiTheme="minorHAnsi" w:eastAsiaTheme="minorEastAsia" w:hAnsiTheme="minorHAnsi"/>
+              <w:noProof/>
+              <w:sz w:val="22"/>
+            </w:rPr>
+          </w:pPr>
+          <w:hyperlink w:anchor="_Toc233458854" w:history="1">
+            <w:r>
+              <w:rPr>
+                <w:rStyle w:val="Hyperlink"/>
+                <w:b/>
+                <w:noProof/>
+              </w:rPr>
+              <w:t>Use Case Diagram</w:t>
+            </w:r>
+            <w:r>
+              <w:rPr>
+                <w:noProof/>
+                <w:webHidden/>
+              </w:rPr>
+              <w:tab/>
+            </w:r>
+            <w:r>
+              <w:rPr>
+                <w:noProof/>
+                <w:webHidden/>
+              </w:rPr>
+              <w:fldChar w:fldCharType="begin"/>
+            </w:r>
+            <w:r>
+              <w:rPr>
+                <w:noProof/>
+                <w:webHidden/>
+              </w:rPr>
+              <w:instrText xml:space="preserve"> PAGEREF _Toc233458854 \h </w:instrText>
+            </w:r>
+            <w:r>
+              <w:rPr>
+                <w:noProof/>
+                <w:webHidden/>
+              </w:rPr>
+            </w:r>
+            <w:r>
+              <w:rPr>
+                <w:noProof/>
+                <w:webHidden/>
+              </w:rPr>
+              <w:fldChar w:fldCharType="separate"/>
+            </w:r>
+            <w:r>
+              <w:rPr>
+                <w:noProof/>
+                <w:webHidden/>
+              </w:rPr>
+              <w:t>13</w:t>
+            </w:r>
+            <w:r>
+              <w:rPr>
+                <w:noProof/>
+                <w:webHidden/>
+              </w:rPr>
+              <w:fldChar w:fldCharType="end"/>
+            </w:r>
+          </w:hyperlink>
+        </w:p>
+        <w:p>
+          <w:pPr>
+            <w:pStyle w:val="TOC1"/>
+            <w:tabs>
+              <w:tab w:val="left" w:pos="440"/>
+              <w:tab w:val="right" w:leader="dot" w:pos="8630"/>
+            </w:tabs>
+            <w:rPr>
+              <w:rFonts w:asciiTheme="minorHAnsi" w:eastAsiaTheme="minorEastAsia" w:hAnsiTheme="minorHAnsi"/>
+              <w:noProof/>
+              <w:sz w:val="22"/>
+            </w:rPr>
+          </w:pPr>
+          <w:hyperlink w:anchor="_Toc233458855" w:history="1">
+            <w:r>
+              <w:rPr>
+                <w:rStyle w:val="Hyperlink"/>
+                <w:b/>
+                <w:noProof/>
+              </w:rPr>
+              <w:t>6.</w:t>
+            </w:r>
+            <w:r>
+              <w:rPr>
+                <w:rFonts w:asciiTheme="minorHAnsi" w:eastAsiaTheme="minorEastAsia" w:hAnsiTheme="minorHAnsi"/>
+                <w:noProof/>
+                <w:sz w:val="22"/>
+              </w:rPr>
+              <w:tab/>
+            </w:r>
+            <w:r>
+              <w:rPr>
+                <w:rStyle w:val="Hyperlink"/>
+                <w:b/>
+                <w:noProof/>
+              </w:rPr>
+              <w:t>Data Flow Diagram (DFD)</w:t>
+            </w:r>
+            <w:r>
+              <w:rPr>
+                <w:noProof/>
+                <w:webHidden/>
+              </w:rPr>
+              <w:tab/>
+            </w:r>
+            <w:r>
+              <w:rPr>
+                <w:noProof/>
+                <w:webHidden/>
+              </w:rPr>
+              <w:fldChar w:fldCharType="begin"/>
+            </w:r>
+            <w:r>
+              <w:rPr>
+                <w:noProof/>
+                <w:webHidden/>
+              </w:rPr>
+              <w:instrText xml:space="preserve"> PAGEREF _Toc233458855 \h </w:instrText>
+            </w:r>
+            <w:r>
+              <w:rPr>
+                <w:noProof/>
+                <w:webHidden/>
+              </w:rPr>
+            </w:r>
+            <w:r>
+              <w:rPr>
+                <w:noProof/>
+                <w:webHidden/>
+              </w:rPr>
+              <w:fldChar w:fldCharType="separate"/>
+            </w:r>
+            <w:r>
+              <w:rPr>
+                <w:noProof/>
+                <w:webHidden/>
+              </w:rPr>
+              <w:t>14</w:t>
+            </w:r>
+            <w:r>
+              <w:rPr>
+                <w:noProof/>
+                <w:webHidden/>
+              </w:rPr>
+              <w:fldChar w:fldCharType="end"/>
+            </w:r>
+          </w:hyperlink>
+        </w:p>
+        <w:p>
+          <w:pPr>
+            <w:pStyle w:val="TOC2"/>
+            <w:tabs>
+              <w:tab w:val="right" w:leader="dot" w:pos="8630"/>
+            </w:tabs>
+            <w:rPr>
+              <w:rFonts w:asciiTheme="minorHAnsi" w:eastAsiaTheme="minorEastAsia" w:hAnsiTheme="minorHAnsi"/>
+              <w:noProof/>
+              <w:sz w:val="22"/>
+            </w:rPr>
+          </w:pPr>
+          <w:hyperlink w:anchor="_Toc233458856" w:history="1">
+            <w:r>
+              <w:rPr>
+                <w:rStyle w:val="Hyperlink"/>
+                <w:b/>
+                <w:noProof/>
+              </w:rPr>
+              <w:t>Level 0 (Context Diagram):</w:t>
+            </w:r>
+            <w:r>
+              <w:rPr>
+                <w:noProof/>
+                <w:webHidden/>
+              </w:rPr>
+              <w:tab/>
+            </w:r>
+            <w:r>
+              <w:rPr>
+                <w:noProof/>
+                <w:webHidden/>
+              </w:rPr>
+              <w:fldChar w:fldCharType="begin"/>
+            </w:r>
+            <w:r>
+              <w:rPr>
+                <w:noProof/>
+                <w:webHidden/>
+              </w:rPr>
+              <w:instrText xml:space="preserve"> PAGEREF _Toc233458856 \h </w:instrText>
+            </w:r>
+            <w:r>
+              <w:rPr>
+                <w:noProof/>
+                <w:webHidden/>
+              </w:rPr>
+            </w:r>
+            <w:r>
+              <w:rPr>
+                <w:noProof/>
+                <w:webHidden/>
+              </w:rPr>
+              <w:fldChar w:fldCharType="separate"/>
+            </w:r>
+            <w:r>
+              <w:rPr>
+                <w:noProof/>
+                <w:webHidden/>
+              </w:rPr>
+              <w:t>14</w:t>
+            </w:r>
+            <w:r>
+              <w:rPr>
+                <w:noProof/>
+                <w:webHidden/>
+              </w:rPr>
+              <w:fldChar w:fldCharType="end"/>
+            </w:r>
+          </w:hyperlink>
+        </w:p>
+        <w:p>
+          <w:pPr>
+            <w:pStyle w:val="TOC2"/>
+            <w:tabs>
+              <w:tab w:val="right" w:leader="dot" w:pos="8630"/>
+            </w:tabs>
+            <w:rPr>
+              <w:rFonts w:asciiTheme="minorHAnsi" w:eastAsiaTheme="minorEastAsia" w:hAnsiTheme="minorHAnsi"/>
+              <w:noProof/>
+              <w:sz w:val="22"/>
+            </w:rPr>
+          </w:pPr>
+          <w:hyperlink w:anchor="_Toc233458857" w:history="1">
+            <w:r>
+              <w:rPr>
+                <w:rStyle w:val="Hyperlink"/>
+                <w:b/>
+                <w:noProof/>
+              </w:rPr>
+              <w:t>Level 1 (Detailed Decomposition):</w:t>
+            </w:r>
+            <w:r>
+              <w:rPr>
+                <w:noProof/>
+                <w:webHidden/>
+              </w:rPr>
+              <w:tab/>
+            </w:r>
+            <w:r>
+              <w:rPr>
+                <w:noProof/>
+                <w:webHidden/>
+              </w:rPr>
+              <w:fldChar w:fldCharType="begin"/>
+            </w:r>
+            <w:r>
+              <w:rPr>
+                <w:noProof/>
+                <w:webHidden/>
+              </w:rPr>
+              <w:instrText xml:space="preserve"> PAGEREF _Toc233458857 \h </w:instrText>
+            </w:r>
+            <w:r>
+              <w:rPr>
+                <w:noProof/>
+                <w:webHidden/>
+              </w:rPr>
+            </w:r>
+            <w:r>
+              <w:rPr>
+                <w:noProof/>
+                <w:webHidden/>
+              </w:rPr>
+              <w:fldChar w:fldCharType="separate"/>
+            </w:r>
+            <w:r>
+              <w:rPr>
+                <w:noProof/>
+                <w:webHidden/>
+              </w:rPr>
+              <w:t>15</w:t>
+            </w:r>
+            <w:r>
+              <w:rPr>
+                <w:noProof/>
+                <w:webHidden/>
+              </w:rPr>
+              <w:fldChar w:fldCharType="end"/>
+            </w:r>
+          </w:hyperlink>
+        </w:p>
+        <w:p>
+          <w:pPr>
+            <w:pStyle w:val="TOC2"/>
+            <w:tabs>
+              <w:tab w:val="right" w:leader="dot" w:pos="8630"/>
+            </w:tabs>
+            <w:rPr>
+              <w:rFonts w:asciiTheme="minorHAnsi" w:eastAsiaTheme="minorEastAsia" w:hAnsiTheme="minorHAnsi"/>
+              <w:noProof/>
+              <w:sz w:val="22"/>
+            </w:rPr>
+          </w:pPr>
+          <w:hyperlink w:anchor="_Toc233458858" w:history="1">
+            <w:r>
+              <w:rPr>
+                <w:rStyle w:val="Hyperlink"/>
+                <w:b/>
+                <w:noProof/>
+              </w:rPr>
+              <w:t>System Flowchart</w:t>
+            </w:r>
+            <w:r>
+              <w:rPr>
+                <w:noProof/>
+                <w:webHidden/>
+              </w:rPr>
+              <w:tab/>
+            </w:r>
+            <w:r>
+              <w:rPr>
+                <w:noProof/>
+                <w:webHidden/>
+              </w:rPr>
+              <w:fldChar w:fldCharType="begin"/>
+            </w:r>
+            <w:r>
+              <w:rPr>
+                <w:noProof/>
+                <w:webHidden/>
+              </w:rPr>
+              <w:instrText xml:space="preserve"> PAGEREF _Toc233458858 \h </w:instrText>
+            </w:r>
+            <w:r>
+              <w:rPr>
+                <w:noProof/>
+                <w:webHidden/>
+              </w:rPr>
+            </w:r>
+            <w:r>
+              <w:rPr>
+                <w:noProof/>
+                <w:webHidden/>
+              </w:rPr>
+              <w:fldChar w:fldCharType="separate"/>
+            </w:r>
+            <w:r>
+              <w:rPr>
+                <w:noProof/>
+                <w:webHidden/>
+              </w:rPr>
+              <w:t>16</w:t>
+            </w:r>
+            <w:r>
+              <w:rPr>
+                <w:noProof/>
+                <w:webHidden/>
+              </w:rPr>
+              <w:fldChar w:fldCharType="end"/>
+            </w:r>
+          </w:hyperlink>
+        </w:p>
+        <w:p>
+          <w:r>
+            <w:rPr>
+              <w:b/>
+              <w:bCs/>
+              <w:noProof/>
+            </w:rPr>
+            <w:fldChar w:fldCharType="end"/>
+          </w:r>
+        </w:p>
+      </w:sdtContent>
+    </w:sdt>
     <w:p>
       <w:pPr>
         <w:pStyle w:val="Heading1"/>
@@ -658,10 +1809,318 @@
     </w:p>
     <w:p>
       <w:pPr>
+        <w:pStyle w:val="Title"/>
+        <w:rPr>
+          <w:rFonts w:ascii="Times New Roman" w:hAnsi="Times New Roman" w:cs="Times New Roman"/>
+          <w:sz w:val="32"/>
+          <w:szCs w:val="32"/>
+        </w:rPr>
+      </w:pPr>
+      <w:r>
+        <w:rPr>
+          <w:rFonts w:ascii="Times New Roman" w:hAnsi="Times New Roman" w:cs="Times New Roman"/>
+          <w:sz w:val="32"/>
+          <w:szCs w:val="32"/>
+        </w:rPr>
+        <w:lastRenderedPageBreak/>
+        <w:t>List of figures</w:t>
+      </w:r>
+    </w:p>
+    <w:p>
+      <w:pPr>
+        <w:pStyle w:val="TableofFigures"/>
+        <w:tabs>
+          <w:tab w:val="right" w:leader="dot" w:pos="8630"/>
+        </w:tabs>
+        <w:rPr>
+          <w:rFonts w:asciiTheme="minorHAnsi" w:eastAsiaTheme="minorEastAsia" w:hAnsiTheme="minorHAnsi"/>
+          <w:noProof/>
+          <w:sz w:val="22"/>
+        </w:rPr>
+      </w:pPr>
+      <w:r>
+        <w:fldChar w:fldCharType="begin"/>
+      </w:r>
+      <w:r>
+        <w:instrText xml:space="preserve"> TOC \h \z \c "Figure" </w:instrText>
+      </w:r>
+      <w:r>
+        <w:fldChar w:fldCharType="separate"/>
+      </w:r>
+      <w:hyperlink w:anchor="_Toc233459059" w:history="1">
+        <w:r>
+          <w:rPr>
+            <w:rStyle w:val="Hyperlink"/>
+            <w:noProof/>
+          </w:rPr>
+          <w:t>Figure 1 use case diagram</w:t>
+        </w:r>
+        <w:r>
+          <w:rPr>
+            <w:noProof/>
+            <w:webHidden/>
+          </w:rPr>
+          <w:tab/>
+        </w:r>
+        <w:r>
+          <w:rPr>
+            <w:noProof/>
+            <w:webHidden/>
+          </w:rPr>
+          <w:fldChar w:fldCharType="begin"/>
+        </w:r>
+        <w:r>
+          <w:rPr>
+            <w:noProof/>
+            <w:webHidden/>
+          </w:rPr>
+          <w:instrText xml:space="preserve"> PAGEREF _Toc233459059 \h </w:instrText>
+        </w:r>
+        <w:r>
+          <w:rPr>
+            <w:noProof/>
+            <w:webHidden/>
+          </w:rPr>
+        </w:r>
+        <w:r>
+          <w:rPr>
+            <w:noProof/>
+            <w:webHidden/>
+          </w:rPr>
+          <w:fldChar w:fldCharType="separate"/>
+        </w:r>
+        <w:r>
+          <w:rPr>
+            <w:noProof/>
+            <w:webHidden/>
+          </w:rPr>
+          <w:t>13</w:t>
+        </w:r>
+        <w:r>
+          <w:rPr>
+            <w:noProof/>
+            <w:webHidden/>
+          </w:rPr>
+          <w:fldChar w:fldCharType="end"/>
+        </w:r>
+      </w:hyperlink>
+    </w:p>
+    <w:p>
+      <w:pPr>
+        <w:pStyle w:val="TableofFigures"/>
+        <w:tabs>
+          <w:tab w:val="right" w:leader="dot" w:pos="8630"/>
+        </w:tabs>
+        <w:rPr>
+          <w:rFonts w:asciiTheme="minorHAnsi" w:eastAsiaTheme="minorEastAsia" w:hAnsiTheme="minorHAnsi"/>
+          <w:noProof/>
+          <w:sz w:val="22"/>
+        </w:rPr>
+      </w:pPr>
+      <w:hyperlink w:anchor="_Toc233459060" w:history="1">
+        <w:r>
+          <w:rPr>
+            <w:rStyle w:val="Hyperlink"/>
+            <w:noProof/>
+          </w:rPr>
+          <w:t>Figure 2:DFD level 0</w:t>
+        </w:r>
+        <w:r>
+          <w:rPr>
+            <w:noProof/>
+            <w:webHidden/>
+          </w:rPr>
+          <w:tab/>
+        </w:r>
+        <w:r>
+          <w:rPr>
+            <w:noProof/>
+            <w:webHidden/>
+          </w:rPr>
+          <w:fldChar w:fldCharType="begin"/>
+        </w:r>
+        <w:r>
+          <w:rPr>
+            <w:noProof/>
+            <w:webHidden/>
+          </w:rPr>
+          <w:instrText xml:space="preserve"> PAGEREF _Toc233459060 \h </w:instrText>
+        </w:r>
+        <w:r>
+          <w:rPr>
+            <w:noProof/>
+            <w:webHidden/>
+          </w:rPr>
+        </w:r>
+        <w:r>
+          <w:rPr>
+            <w:noProof/>
+            <w:webHidden/>
+          </w:rPr>
+          <w:fldChar w:fldCharType="separate"/>
+        </w:r>
+        <w:r>
+          <w:rPr>
+            <w:noProof/>
+            <w:webHidden/>
+          </w:rPr>
+          <w:t>14</w:t>
+        </w:r>
+        <w:r>
+          <w:rPr>
+            <w:noProof/>
+            <w:webHidden/>
+          </w:rPr>
+          <w:fldChar w:fldCharType="end"/>
+        </w:r>
+      </w:hyperlink>
+    </w:p>
+    <w:p>
+      <w:pPr>
+        <w:pStyle w:val="TableofFigures"/>
+        <w:tabs>
+          <w:tab w:val="right" w:leader="dot" w:pos="8630"/>
+        </w:tabs>
+        <w:rPr>
+          <w:rFonts w:asciiTheme="minorHAnsi" w:eastAsiaTheme="minorEastAsia" w:hAnsiTheme="minorHAnsi"/>
+          <w:noProof/>
+          <w:sz w:val="22"/>
+        </w:rPr>
+      </w:pPr>
+      <w:hyperlink w:anchor="_Toc233459061" w:history="1">
+        <w:r>
+          <w:rPr>
+            <w:rStyle w:val="Hyperlink"/>
+            <w:noProof/>
+          </w:rPr>
+          <w:t>Figure 3:DFD level 1</w:t>
+        </w:r>
+        <w:r>
+          <w:rPr>
+            <w:noProof/>
+            <w:webHidden/>
+          </w:rPr>
+          <w:tab/>
+        </w:r>
+        <w:r>
+          <w:rPr>
+            <w:noProof/>
+            <w:webHidden/>
+          </w:rPr>
+          <w:fldChar w:fldCharType="begin"/>
+        </w:r>
+        <w:r>
+          <w:rPr>
+            <w:noProof/>
+            <w:webHidden/>
+          </w:rPr>
+          <w:instrText xml:space="preserve"> PAGEREF _Toc233459061 \h </w:instrText>
+        </w:r>
+        <w:r>
+          <w:rPr>
+            <w:noProof/>
+            <w:webHidden/>
+          </w:rPr>
+        </w:r>
+        <w:r>
+          <w:rPr>
+            <w:noProof/>
+            <w:webHidden/>
+          </w:rPr>
+          <w:fldChar w:fldCharType="separate"/>
+        </w:r>
+        <w:r>
+          <w:rPr>
+            <w:noProof/>
+            <w:webHidden/>
+          </w:rPr>
+          <w:t>15</w:t>
+        </w:r>
+        <w:r>
+          <w:rPr>
+            <w:noProof/>
+            <w:webHidden/>
+          </w:rPr>
+          <w:fldChar w:fldCharType="end"/>
+        </w:r>
+      </w:hyperlink>
+    </w:p>
+    <w:p>
+      <w:pPr>
+        <w:pStyle w:val="TableofFigures"/>
+        <w:tabs>
+          <w:tab w:val="right" w:leader="dot" w:pos="8630"/>
+        </w:tabs>
+        <w:rPr>
+          <w:rFonts w:asciiTheme="minorHAnsi" w:eastAsiaTheme="minorEastAsia" w:hAnsiTheme="minorHAnsi"/>
+          <w:noProof/>
+          <w:sz w:val="22"/>
+        </w:rPr>
+      </w:pPr>
+      <w:hyperlink w:anchor="_Toc233459062" w:history="1">
+        <w:r>
+          <w:rPr>
+            <w:rStyle w:val="Hyperlink"/>
+            <w:noProof/>
+          </w:rPr>
+          <w:t>Figure 4 flowchart</w:t>
+        </w:r>
+        <w:r>
+          <w:rPr>
+            <w:noProof/>
+            <w:webHidden/>
+          </w:rPr>
+          <w:tab/>
+        </w:r>
+        <w:r>
+          <w:rPr>
+            <w:noProof/>
+            <w:webHidden/>
+          </w:rPr>
+          <w:fldChar w:fldCharType="begin"/>
+        </w:r>
+        <w:r>
+          <w:rPr>
+            <w:noProof/>
+            <w:webHidden/>
+          </w:rPr>
+          <w:instrText xml:space="preserve"> PAGEREF _Toc233459062 \h </w:instrText>
+        </w:r>
+        <w:r>
+          <w:rPr>
+            <w:noProof/>
+            <w:webHidden/>
+          </w:rPr>
+        </w:r>
+        <w:r>
+          <w:rPr>
+            <w:noProof/>
+            <w:webHidden/>
+          </w:rPr>
+          <w:fldChar w:fldCharType="separate"/>
+        </w:r>
+        <w:r>
+          <w:rPr>
+            <w:noProof/>
+            <w:webHidden/>
+          </w:rPr>
+          <w:t>16</w:t>
+        </w:r>
+        <w:r>
+          <w:rPr>
+            <w:noProof/>
+            <w:webHidden/>
+          </w:rPr>
+          <w:fldChar w:fldCharType="end"/>
+        </w:r>
+      </w:hyperlink>
+    </w:p>
+    <w:p>
+      <w:pPr>
         <w:pStyle w:val="Heading1"/>
       </w:pPr>
       <w:r>
-        <w:t>LIST OF FIGURES</w:t>
+        <w:fldChar w:fldCharType="end"/>
       </w:r>
     </w:p>
     <w:p>
@@ -669,6 +2128,7 @@
         <w:br w:type="page"/>
       </w:r>
     </w:p>
+    <w:p/>
     <w:p>
       <w:pPr>
         <w:rPr>
@@ -715,12 +2175,14 @@
           <w:b/>
         </w:rPr>
       </w:pPr>
+      <w:bookmarkStart w:id="3" w:name="_Toc233458849"/>
       <w:r>
         <w:rPr>
           <w:b/>
         </w:rPr>
         <w:t>Introduction</w:t>
       </w:r>
+      <w:bookmarkEnd w:id="3"/>
     </w:p>
     <w:p>
       <w:pPr>
@@ -798,12 +2260,14 @@
           <w:b/>
         </w:rPr>
       </w:pPr>
+      <w:bookmarkStart w:id="4" w:name="_Toc233458850"/>
       <w:r>
         <w:rPr>
           <w:b/>
         </w:rPr>
         <w:t>Objective</w:t>
       </w:r>
+      <w:bookmarkEnd w:id="4"/>
     </w:p>
     <w:p>
       <w:pPr>
@@ -929,12 +2393,14 @@
           <w:b/>
         </w:rPr>
       </w:pPr>
+      <w:bookmarkStart w:id="5" w:name="_Toc233458851"/>
       <w:r>
         <w:rPr>
           <w:b/>
         </w:rPr>
         <w:t>Problem statement</w:t>
       </w:r>
+      <w:bookmarkEnd w:id="5"/>
     </w:p>
     <w:p>
       <w:pPr>
@@ -1038,12 +2504,14 @@
           <w:b/>
         </w:rPr>
       </w:pPr>
+      <w:bookmarkStart w:id="6" w:name="_Toc233458852"/>
       <w:r>
         <w:rPr>
           <w:b/>
         </w:rPr>
         <w:t>Background Study</w:t>
       </w:r>
+      <w:bookmarkEnd w:id="6"/>
     </w:p>
     <w:p>
       <w:pPr>
@@ -1151,6 +2619,7 @@
           <w:b/>
         </w:rPr>
       </w:pPr>
+      <w:bookmarkStart w:id="7" w:name="_Toc233458853"/>
       <w:r>
         <w:rPr>
           <w:b/>
@@ -1163,6 +2632,7 @@
         </w:rPr>
         <w:t>sign</w:t>
       </w:r>
+      <w:bookmarkEnd w:id="7"/>
     </w:p>
     <w:p>
       <w:pPr>
@@ -1173,12 +2643,14 @@
           <w:b/>
         </w:rPr>
       </w:pPr>
+      <w:bookmarkStart w:id="8" w:name="_Toc233458854"/>
       <w:r>
         <w:rPr>
           <w:b/>
         </w:rPr>
         <w:t>Use Case Diagram</w:t>
       </w:r>
+      <w:bookmarkEnd w:id="8"/>
     </w:p>
     <w:p>
       <w:pPr>
@@ -1204,11 +2676,10 @@
         <w:t>detailing the background storage mechanics.</w:t>
       </w:r>
     </w:p>
-    <w:p>
-      <w:pPr>
-        <w:pStyle w:val="Heading2"/>
-        <w:spacing w:line="360" w:lineRule="auto"/>
-        <w:jc w:val="both"/>
+    <w:p/>
+    <w:p>
+      <w:pPr>
+        <w:keepNext/>
       </w:pPr>
       <w:r>
         <w:rPr>
@@ -1217,7 +2688,7 @@
           <w:szCs w:val="32"/>
         </w:rPr>
         <w:drawing>
-          <wp:inline distT="0" distB="0" distL="0" distR="0" wp14:anchorId="3E9EFD02" wp14:editId="361B7E3A">
+          <wp:inline distT="0" distB="0" distL="0" distR="0" wp14:anchorId="3239BFDA" wp14:editId="41B31DE1">
             <wp:extent cx="5486400" cy="2995295"/>
             <wp:effectExtent l="0" t="0" r="0" b="0"/>
             <wp:docPr id="1" name="Picture 1"/>
@@ -1261,6 +2732,30 @@
     </w:p>
     <w:p>
       <w:pPr>
+        <w:pStyle w:val="Caption"/>
+        <w:jc w:val="center"/>
+      </w:pPr>
+      <w:bookmarkStart w:id="9" w:name="_Toc233459031"/>
+      <w:bookmarkStart w:id="10" w:name="_Toc233459059"/>
+      <w:r>
+        <w:t xml:space="preserve">Figure </w:t>
+      </w:r>
+      <w:fldSimple w:instr=" SEQ Figure \* ARABIC ">
+        <w:r>
+          <w:rPr>
+            <w:noProof/>
+          </w:rPr>
+          <w:t>1</w:t>
+        </w:r>
+      </w:fldSimple>
+      <w:r>
+        <w:t xml:space="preserve"> use case diagram</w:t>
+      </w:r>
+      <w:bookmarkEnd w:id="9"/>
+      <w:bookmarkEnd w:id="10"/>
+    </w:p>
+    <w:p>
+      <w:pPr>
         <w:rPr>
           <w:rFonts w:eastAsiaTheme="majorEastAsia" w:cstheme="majorBidi"/>
           <w:szCs w:val="26"/>
@@ -1281,48 +2776,26 @@
           <w:b/>
         </w:rPr>
       </w:pPr>
+      <w:bookmarkStart w:id="11" w:name="_Toc233458855"/>
       <w:r>
         <w:rPr>
           <w:b/>
         </w:rPr>
         <w:t>Data Flow Diagram (DFD)</w:t>
       </w:r>
-    </w:p>
-    <w:p>
-      <w:pPr>
-        <w:pStyle w:val="Heading2"/>
-        <w:tabs>
-          <w:tab w:val="left" w:pos="984"/>
-        </w:tabs>
-        <w:spacing w:line="360" w:lineRule="auto"/>
-        <w:jc w:val="both"/>
-      </w:pPr>
+      <w:bookmarkEnd w:id="11"/>
+    </w:p>
+    <w:p>
       <w:r>
         <w:t>The Data Flow Diagram represents the logical tracking of data through the program</w:t>
       </w:r>
     </w:p>
     <w:p>
-      <w:pPr>
-        <w:pStyle w:val="Heading2"/>
-        <w:tabs>
-          <w:tab w:val="left" w:pos="984"/>
-        </w:tabs>
-        <w:spacing w:line="360" w:lineRule="auto"/>
-        <w:jc w:val="both"/>
-      </w:pPr>
       <w:r>
         <w:t>structure, mapping how user inputs are processed and saved in the text logs (users.txt</w:t>
       </w:r>
     </w:p>
     <w:p>
-      <w:pPr>
-        <w:pStyle w:val="Heading2"/>
-        <w:tabs>
-          <w:tab w:val="left" w:pos="984"/>
-        </w:tabs>
-        <w:spacing w:line="360" w:lineRule="auto"/>
-        <w:jc w:val="both"/>
-      </w:pPr>
       <w:r>
         <w:t>and records.txt).</w:t>
       </w:r>
@@ -1331,12 +2804,21 @@
       <w:pPr>
         <w:spacing w:line="360" w:lineRule="auto"/>
       </w:pPr>
+      <w:bookmarkStart w:id="12" w:name="_Toc233458856"/>
       <w:r>
         <w:rPr>
           <w:rStyle w:val="Heading2Char"/>
           <w:b/>
         </w:rPr>
-        <w:t xml:space="preserve">Level 0 (Context Diagram): </w:t>
+        <w:t>Level 0 (Context Diagram):</w:t>
+      </w:r>
+      <w:bookmarkEnd w:id="12"/>
+      <w:r>
+        <w:rPr>
+          <w:rStyle w:val="Heading2Char"/>
+          <w:b/>
+        </w:rPr>
+        <w:t xml:space="preserve"> </w:t>
       </w:r>
       <w:r>
         <w:t>Treats the entire system as a single process node,</w:t>
@@ -1362,6 +2844,7 @@
     </w:p>
     <w:p>
       <w:pPr>
+        <w:keepNext/>
         <w:spacing w:line="360" w:lineRule="auto"/>
       </w:pPr>
       <w:r>
@@ -1412,6 +2895,30 @@
       </w:r>
     </w:p>
     <w:p>
+      <w:pPr>
+        <w:pStyle w:val="Caption"/>
+        <w:jc w:val="center"/>
+      </w:pPr>
+      <w:bookmarkStart w:id="13" w:name="_Toc233459032"/>
+      <w:bookmarkStart w:id="14" w:name="_Toc233459060"/>
+      <w:r>
+        <w:t xml:space="preserve">Figure </w:t>
+      </w:r>
+      <w:fldSimple w:instr=" SEQ Figure \* ARABIC ">
+        <w:r>
+          <w:rPr>
+            <w:noProof/>
+          </w:rPr>
+          <w:t>2</w:t>
+        </w:r>
+      </w:fldSimple>
+      <w:r>
+        <w:t>:DFD level 0</w:t>
+      </w:r>
+      <w:bookmarkEnd w:id="13"/>
+      <w:bookmarkEnd w:id="14"/>
+    </w:p>
+    <w:p>
       <w:r>
         <w:br w:type="page"/>
       </w:r>
@@ -1420,6 +2927,7 @@
       <w:pPr>
         <w:spacing w:line="360" w:lineRule="auto"/>
       </w:pPr>
+      <w:bookmarkStart w:id="15" w:name="_Toc233458857"/>
       <w:r>
         <w:rPr>
           <w:rStyle w:val="Heading2Char"/>
@@ -1427,6 +2935,7 @@
         </w:rPr>
         <w:t>Level 1 (Detailed Decomposition):</w:t>
       </w:r>
+      <w:bookmarkEnd w:id="15"/>
       <w:r>
         <w:t xml:space="preserve"> Breaks down the central system process into</w:t>
       </w:r>
@@ -1449,6 +2958,7 @@
     </w:p>
     <w:p>
       <w:pPr>
+        <w:keepNext/>
         <w:spacing w:line="360" w:lineRule="auto"/>
         <w:jc w:val="center"/>
       </w:pPr>
@@ -1507,6 +3017,30 @@
       </w:r>
     </w:p>
     <w:p>
+      <w:pPr>
+        <w:pStyle w:val="Caption"/>
+        <w:jc w:val="center"/>
+      </w:pPr>
+      <w:bookmarkStart w:id="16" w:name="_Toc233459033"/>
+      <w:bookmarkStart w:id="17" w:name="_Toc233459061"/>
+      <w:r>
+        <w:t xml:space="preserve">Figure </w:t>
+      </w:r>
+      <w:fldSimple w:instr=" SEQ Figure \* ARABIC ">
+        <w:r>
+          <w:rPr>
+            <w:noProof/>
+          </w:rPr>
+          <w:t>3</w:t>
+        </w:r>
+      </w:fldSimple>
+      <w:r>
+        <w:t>:DFD level 1</w:t>
+      </w:r>
+      <w:bookmarkEnd w:id="16"/>
+      <w:bookmarkEnd w:id="17"/>
+    </w:p>
+    <w:p>
       <w:r>
         <w:br w:type="page"/>
       </w:r>
@@ -1519,12 +3053,14 @@
           <w:b/>
         </w:rPr>
       </w:pPr>
+      <w:bookmarkStart w:id="18" w:name="_Toc233458858"/>
       <w:r>
         <w:rPr>
           <w:b/>
         </w:rPr>
         <w:t>System Flowchart</w:t>
       </w:r>
+      <w:bookmarkEnd w:id="18"/>
     </w:p>
     <w:p>
       <w:pPr>
@@ -1536,16 +3072,15 @@
     </w:p>
     <w:p>
       <w:pPr>
+        <w:keepNext/>
         <w:spacing w:line="360" w:lineRule="auto"/>
       </w:pPr>
       <w:r>
         <w:t xml:space="preserve">chronological execution logic, sequence of algorithmic steps, and </w:t>
       </w:r>
-      <w:proofErr w:type="spellStart"/>
-      <w:r>
-        <w:t>conditionabranching</w:t>
-      </w:r>
-      <w:proofErr w:type="spellEnd"/>
+      <w:r>
+        <w:t>condition branching</w:t>
+      </w:r>
       <w:r>
         <w:t xml:space="preserve"> rules handled by the </w:t>
       </w:r>
@@ -1557,9 +3092,9 @@
           <w:noProof/>
         </w:rPr>
         <w:drawing>
-          <wp:inline distT="0" distB="0" distL="0" distR="0" wp14:anchorId="2DA65E78" wp14:editId="5CC3C423">
-            <wp:extent cx="5699760" cy="6888480"/>
-            <wp:effectExtent l="0" t="0" r="0" b="7620"/>
+          <wp:inline distT="0" distB="0" distL="0" distR="0" wp14:anchorId="2DA65E78" wp14:editId="1FA06EC1">
+            <wp:extent cx="5699760" cy="6629400"/>
+            <wp:effectExtent l="0" t="0" r="0" b="0"/>
             <wp:docPr id="4" name="Picture 4"/>
             <wp:cNvGraphicFramePr>
               <a:graphicFrameLocks xmlns:a="http://schemas.openxmlformats.org/drawingml/2006/main" noChangeAspect="1"/>
@@ -1586,7 +3121,7 @@
                   <pic:spPr>
                     <a:xfrm>
                       <a:off x="0" y="0"/>
-                      <a:ext cx="5699760" cy="6888480"/>
+                      <a:ext cx="5699760" cy="6629400"/>
                     </a:xfrm>
                     <a:prstGeom prst="rect">
                       <a:avLst/>
@@ -1600,16 +3135,739 @@
       </w:r>
     </w:p>
     <w:p>
-      <w:bookmarkStart w:id="0" w:name="_GoBack"/>
-      <w:bookmarkEnd w:id="0"/>
+      <w:pPr>
+        <w:pStyle w:val="Caption"/>
+        <w:jc w:val="center"/>
+      </w:pPr>
+      <w:bookmarkStart w:id="19" w:name="_Toc233459034"/>
+      <w:bookmarkStart w:id="20" w:name="_Toc233459062"/>
+      <w:r>
+        <w:t xml:space="preserve">Figure </w:t>
+      </w:r>
+      <w:fldSimple w:instr=" SEQ Figure \* ARABIC ">
+        <w:r>
+          <w:rPr>
+            <w:noProof/>
+          </w:rPr>
+          <w:t>4</w:t>
+        </w:r>
+      </w:fldSimple>
+      <w:r>
+        <w:t xml:space="preserve"> flowchart</w:t>
+      </w:r>
+      <w:bookmarkEnd w:id="19"/>
+      <w:bookmarkEnd w:id="20"/>
+    </w:p>
+    <w:p>
+      <w:pPr>
+        <w:pStyle w:val="Heading1"/>
+        <w:numPr>
+          <w:ilvl w:val="0"/>
+          <w:numId w:val="7"/>
+        </w:numPr>
+        <w:spacing w:line="360" w:lineRule="auto"/>
+      </w:pPr>
+      <w:r>
+        <w:t>Development</w:t>
+      </w:r>
+    </w:p>
+    <w:p>
+      <w:pPr>
+        <w:spacing w:line="360" w:lineRule="auto"/>
+      </w:pPr>
+      <w:r>
+        <w:t xml:space="preserve">The development phase of the </w:t>
+      </w:r>
+      <w:r>
+        <w:rPr>
+          <w:b/>
+          <w:bCs/>
+        </w:rPr>
+        <w:t>Digital Voting System</w:t>
+      </w:r>
+      <w:r>
+        <w:t xml:space="preserve"> </w:t>
+      </w:r>
+      <w:r>
+        <w:rPr>
+          <w:rStyle w:val="citation-375"/>
+        </w:rPr>
+        <w:t>involves a systematic approach to planning, organizing, and executing the technical aspects of the project. This section outlines the Software Development Life Cycle (SDLC) model adopted, the technical environment utilized, and the collaboration strategies employed to ensure the project meets its def</w:t>
+      </w:r>
+      <w:r>
+        <w:t xml:space="preserve">ined security, accuracy, and operational </w:t>
+      </w:r>
+      <w:r>
+        <w:rPr>
+          <w:rStyle w:val="citation-373"/>
+        </w:rPr>
+        <w:t>objectives.</w:t>
+      </w:r>
+    </w:p>
+    <w:p>
+      <w:pPr>
+        <w:pStyle w:val="Heading2"/>
+        <w:numPr>
+          <w:ilvl w:val="1"/>
+          <w:numId w:val="7"/>
+        </w:numPr>
+        <w:spacing w:line="360" w:lineRule="auto"/>
+      </w:pPr>
+      <w:r>
+        <w:rPr>
+          <w:rStyle w:val="citation-371"/>
+        </w:rPr>
+        <w:t>Software Development Life Cycle (SDLC) – Prototype Model</w:t>
+      </w:r>
+    </w:p>
+    <w:p>
+      <w:pPr>
+        <w:spacing w:line="360" w:lineRule="auto"/>
+      </w:pPr>
+      <w:r>
+        <w:rPr>
+          <w:rStyle w:val="citation-369"/>
+        </w:rPr>
+        <w:t xml:space="preserve">For this project, we have implemented the </w:t>
+      </w:r>
+      <w:r>
+        <w:rPr>
+          <w:rStyle w:val="citation-369"/>
+          <w:b/>
+          <w:bCs/>
+        </w:rPr>
+        <w:t>Prototype Model</w:t>
+      </w:r>
+      <w:r>
+        <w:rPr>
+          <w:rStyle w:val="citation-369"/>
+        </w:rPr>
+        <w:t xml:space="preserve"> as our primary development paradigm. This model is an iterative approach where a simplified version of the software is built, tested, and refined based on feedback before the final produ</w:t>
+      </w:r>
+      <w:r>
+        <w:t>ct is deployed. This is particularly suitable for the Digital Voting System because it allows us to visualize the user interface, ballot flow, and core cryptographic/verification logic early in the process, ensuring the final application is intuitive, secure, and meets voter needs. The phases include:</w:t>
+      </w:r>
+    </w:p>
+    <w:p>
+      <w:pPr>
+        <w:spacing w:line="360" w:lineRule="auto"/>
+      </w:pPr>
+      <w:r>
+        <w:rPr>
+          <w:b/>
+          <w:bCs/>
+        </w:rPr>
+        <w:t>Requirement Gathering and Analysis:</w:t>
+      </w:r>
+      <w:r>
+        <w:t xml:space="preserve"> Defining the basic operational needs of the election process, such as voter authentication, ballot confidentiality, and real-time tally integrity.</w:t>
+      </w:r>
+    </w:p>
+    <w:p>
+      <w:pPr>
+        <w:spacing w:line="360" w:lineRule="auto"/>
+      </w:pPr>
+      <w:r>
+        <w:rPr>
+          <w:b/>
+          <w:bCs/>
+        </w:rPr>
+        <w:t>Quick Design:</w:t>
+      </w:r>
+      <w:r>
+        <w:t xml:space="preserve"> Creating a preliminary design of the voting interface, ballot selection screens, and the secure file-handling/database structure for immutable data persistence.</w:t>
+      </w:r>
+    </w:p>
+    <w:p>
+      <w:pPr>
+        <w:spacing w:line="360" w:lineRule="auto"/>
+      </w:pPr>
+      <w:r>
+        <w:rPr>
+          <w:b/>
+          <w:bCs/>
+        </w:rPr>
+        <w:t>Building Prototype:</w:t>
+      </w:r>
+      <w:r>
+        <w:t xml:space="preserve"> Developing a basic version of the web/desktop application with core functionalities like voter login, candidate selection, and secure ballot submission.</w:t>
+      </w:r>
+    </w:p>
+    <w:p>
+      <w:pPr>
+        <w:spacing w:line="360" w:lineRule="auto"/>
+      </w:pPr>
+      <w:r>
+        <w:rPr>
+          <w:b/>
+          <w:bCs/>
+        </w:rPr>
+        <w:t>User Evaluation:</w:t>
+      </w:r>
+      <w:r>
+        <w:t xml:space="preserve"> Testing the prototype with a control group of voters and election auditors to ensure the submission logic is foolproof and the interface prevents accidental invalid votes.</w:t>
+      </w:r>
+    </w:p>
+    <w:p>
+      <w:pPr>
+        <w:spacing w:line="360" w:lineRule="auto"/>
+      </w:pPr>
+      <w:r>
+        <w:rPr>
+          <w:b/>
+          <w:bCs/>
+        </w:rPr>
+        <w:t>Refining Prototype:</w:t>
+      </w:r>
+      <w:r>
+        <w:t xml:space="preserve"> Making critical security, accessibility, and performance updates based on testing results to ensure zero data leakage and optimal system uptime.</w:t>
+      </w:r>
+    </w:p>
+    <w:p>
+      <w:pPr>
+        <w:spacing w:line="360" w:lineRule="auto"/>
+      </w:pPr>
+      <w:r>
+        <w:rPr>
+          <w:b/>
+          <w:bCs/>
+        </w:rPr>
+        <w:t>Final Product Development:</w:t>
+      </w:r>
+      <w:r>
+        <w:t xml:space="preserve"> Completing the full, end-to-end application based on the refined prototype, incorporating advanced encryption algorithms and robust administrative control panels.</w:t>
+      </w:r>
+    </w:p>
+    <w:p>
+      <w:pPr>
+        <w:pStyle w:val="Heading2"/>
+        <w:spacing w:line="360" w:lineRule="auto"/>
+      </w:pPr>
+    </w:p>
+    <w:p>
+      <w:pPr>
+        <w:pStyle w:val="Heading2"/>
+        <w:numPr>
+          <w:ilvl w:val="1"/>
+          <w:numId w:val="7"/>
+        </w:numPr>
+        <w:spacing w:line="360" w:lineRule="auto"/>
+      </w:pPr>
+      <w:r>
+        <w:t>Development Environment and Tools</w:t>
+      </w:r>
+    </w:p>
+    <w:p>
+      <w:pPr>
+        <w:spacing w:line="360" w:lineRule="auto"/>
+      </w:pPr>
+      <w:r>
+        <w:t>To maintain absolute compliance with systemic architecture designs and strict security baselines, specific development, documentation, and scheduling platforms were selected based on stability and performance:</w:t>
+      </w:r>
+    </w:p>
+    <w:p>
+      <w:pPr>
+        <w:spacing w:line="360" w:lineRule="auto"/>
+      </w:pPr>
+      <w:r>
+        <w:rPr>
+          <w:b/>
+          <w:bCs/>
+        </w:rPr>
+        <w:t xml:space="preserve">Primary IDE &amp; Toolchain (VS Code / </w:t>
+      </w:r>
+      <w:r>
+        <w:rPr>
+          <w:b/>
+          <w:bCs/>
+        </w:rPr>
+        <w:t>DEV C++ /</w:t>
+      </w:r>
+      <w:r>
+        <w:rPr>
+          <w:b/>
+          <w:bCs/>
+        </w:rPr>
+        <w:t xml:space="preserve"> Modern Web Stack):</w:t>
+      </w:r>
+      <w:r>
+        <w:t xml:space="preserve"> Selected for its extensible environment, allowing for precision line-by-line debugging of voter authentication modules, encryption protocols, and secure session management without heavy system overhead.</w:t>
+      </w:r>
+    </w:p>
+    <w:p>
+      <w:pPr>
+        <w:spacing w:line="360" w:lineRule="auto"/>
+      </w:pPr>
+      <w:r>
+        <w:rPr>
+          <w:b/>
+          <w:bCs/>
+        </w:rPr>
+        <w:t>Documentation &amp; Report Compilation (Microsoft Word / Google Docs):</w:t>
+      </w:r>
+      <w:r>
+        <w:t xml:space="preserve"> Used to maintain formal styling, version control, and team validation over technical specifications and compliance documentation.</w:t>
+      </w:r>
+    </w:p>
+    <w:p>
+      <w:pPr>
+        <w:spacing w:line="360" w:lineRule="auto"/>
+      </w:pPr>
+      <w:r>
+        <w:rPr>
+          <w:b/>
+          <w:bCs/>
+        </w:rPr>
+        <w:t>System Design &amp; Modelling Tools (Draw.io / diagrams.net):</w:t>
+      </w:r>
+      <w:r>
+        <w:t xml:space="preserve"> Used to construct high-fidelity Level 0 Context Diagrams, Level 1 Data Flow Diagrams, and Use Case Diagrams, ensuring the software logic mirrors the theoretical security models perfectly.</w:t>
+      </w:r>
+    </w:p>
+    <w:p>
+      <w:pPr>
+        <w:spacing w:line="360" w:lineRule="auto"/>
+      </w:pPr>
+      <w:r>
+        <w:rPr>
+          <w:b/>
+          <w:bCs/>
+        </w:rPr>
+        <w:t>Project Scheduling (Gantt Chart Utilities):</w:t>
+      </w:r>
+      <w:r>
+        <w:t xml:space="preserve"> Leveraged to chart, track, and monitor chronological task dependencies, preventing scope creep and ensuring readiness before the evaluation and audit deadlines.</w:t>
+      </w:r>
+    </w:p>
+    <w:p>
+      <w:pPr>
+        <w:spacing w:line="360" w:lineRule="auto"/>
+      </w:pPr>
+    </w:p>
+    <w:p>
+      <w:pPr>
+        <w:spacing w:line="360" w:lineRule="auto"/>
+      </w:pPr>
+    </w:p>
+    <w:p>
+      <w:pPr>
+        <w:spacing w:line="360" w:lineRule="auto"/>
+      </w:pPr>
+    </w:p>
+    <w:p>
+      <w:pPr>
+        <w:spacing w:line="360" w:lineRule="auto"/>
+      </w:pPr>
+    </w:p>
+    <w:p>
+      <w:pPr>
+        <w:pStyle w:val="Heading2"/>
+        <w:numPr>
+          <w:ilvl w:val="1"/>
+          <w:numId w:val="7"/>
+        </w:numPr>
+        <w:spacing w:line="360" w:lineRule="auto"/>
+      </w:pPr>
+      <w:r>
+        <w:t>Collaboration and Communication Channels</w:t>
+      </w:r>
+    </w:p>
+    <w:p>
+      <w:pPr>
+        <w:spacing w:line="360" w:lineRule="auto"/>
+      </w:pPr>
+      <w:r>
+        <w:t>Due to the critical technical requirements of collaborative security implementation and strict timeline synchronization, a unified communication stack was deployed:</w:t>
+      </w:r>
+    </w:p>
+    <w:p>
+      <w:pPr>
+        <w:spacing w:line="360" w:lineRule="auto"/>
+      </w:pPr>
+      <w:r>
+        <w:rPr>
+          <w:b/>
+          <w:bCs/>
+        </w:rPr>
+        <w:t>Microsoft Teams:</w:t>
+      </w:r>
+      <w:r>
+        <w:t xml:space="preserve"> Utilized as the primary interface for formalized alignment meetings with the project supervisor and security auditors. This channel ensured structured milestone check-ins, architectural reviews, and rapid feedback loop adjustments.</w:t>
+      </w:r>
+    </w:p>
+    <w:p>
+      <w:pPr>
+        <w:spacing w:line="360" w:lineRule="auto"/>
+      </w:pPr>
+      <w:r>
+        <w:rPr>
+          <w:b/>
+          <w:bCs/>
+        </w:rPr>
+        <w:t>WhatsApp Workspace Groups:</w:t>
+      </w:r>
+      <w:r>
+        <w:t xml:space="preserve"> Deployed for internal peer-to-peer developer coordination. This permitted instant, real-time code snippet debugging, error log sharing, and rapid synchronization of cryptographic sub-module tasks.</w:t>
+      </w:r>
+    </w:p>
+    <w:p>
+      <w:pPr>
+        <w:spacing w:line="360" w:lineRule="auto"/>
+      </w:pPr>
+      <w:r>
+        <w:t>Finally, most importantly, the chart of work assignment.</w:t>
+      </w:r>
+    </w:p>
+    <w:tbl>
+      <w:tblPr>
+        <w:tblStyle w:val="TableGrid"/>
+        <w:tblW w:w="0" w:type="auto"/>
+        <w:tblLook w:val="04A0" w:firstRow="1" w:lastRow="0" w:firstColumn="1" w:lastColumn="0" w:noHBand="0" w:noVBand="1"/>
+      </w:tblPr>
+      <w:tblGrid>
+        <w:gridCol w:w="895"/>
+        <w:gridCol w:w="2610"/>
+        <w:gridCol w:w="3870"/>
+        <w:gridCol w:w="1255"/>
+      </w:tblGrid>
+      <w:tr>
+        <w:tc>
+          <w:tcPr>
+            <w:tcW w:w="895" w:type="dxa"/>
+          </w:tcPr>
+          <w:p>
+            <w:pPr>
+              <w:spacing w:line="360" w:lineRule="auto"/>
+            </w:pPr>
+            <w:proofErr w:type="gramStart"/>
+            <w:r>
+              <w:t>S.N</w:t>
+            </w:r>
+            <w:proofErr w:type="gramEnd"/>
+          </w:p>
+        </w:tc>
+        <w:tc>
+          <w:tcPr>
+            <w:tcW w:w="2610" w:type="dxa"/>
+          </w:tcPr>
+          <w:p>
+            <w:pPr>
+              <w:spacing w:line="360" w:lineRule="auto"/>
+            </w:pPr>
+            <w:r>
+              <w:t>Name of the member</w:t>
+            </w:r>
+          </w:p>
+        </w:tc>
+        <w:tc>
+          <w:tcPr>
+            <w:tcW w:w="3870" w:type="dxa"/>
+          </w:tcPr>
+          <w:p>
+            <w:pPr>
+              <w:spacing w:line="360" w:lineRule="auto"/>
+            </w:pPr>
+            <w:r>
+              <w:t>Work assigned</w:t>
+            </w:r>
+          </w:p>
+        </w:tc>
+        <w:tc>
+          <w:tcPr>
+            <w:tcW w:w="1255" w:type="dxa"/>
+          </w:tcPr>
+          <w:p>
+            <w:pPr>
+              <w:spacing w:line="360" w:lineRule="auto"/>
+            </w:pPr>
+            <w:r>
+              <w:t>Remarks</w:t>
+            </w:r>
+          </w:p>
+          <w:p>
+            <w:pPr>
+              <w:spacing w:line="360" w:lineRule="auto"/>
+            </w:pPr>
+          </w:p>
+        </w:tc>
+      </w:tr>
+      <w:tr>
+        <w:tc>
+          <w:tcPr>
+            <w:tcW w:w="895" w:type="dxa"/>
+          </w:tcPr>
+          <w:p>
+            <w:pPr>
+              <w:spacing w:line="360" w:lineRule="auto"/>
+            </w:pPr>
+            <w:r>
+              <w:t>1</w:t>
+            </w:r>
+          </w:p>
+        </w:tc>
+        <w:tc>
+          <w:tcPr>
+            <w:tcW w:w="2610" w:type="dxa"/>
+          </w:tcPr>
+          <w:p>
+            <w:pPr>
+              <w:spacing w:line="360" w:lineRule="auto"/>
+            </w:pPr>
+            <w:r>
+              <w:t>Prashant Tripathi</w:t>
+            </w:r>
+          </w:p>
+        </w:tc>
+        <w:tc>
+          <w:tcPr>
+            <w:tcW w:w="3870" w:type="dxa"/>
+          </w:tcPr>
+          <w:p>
+            <w:pPr>
+              <w:pStyle w:val="ListParagraph"/>
+              <w:numPr>
+                <w:ilvl w:val="0"/>
+                <w:numId w:val="10"/>
+              </w:numPr>
+              <w:spacing w:line="360" w:lineRule="auto"/>
+            </w:pPr>
+            <w:r>
+              <w:t>Gantt Chart</w:t>
+            </w:r>
+          </w:p>
+          <w:p>
+            <w:pPr>
+              <w:pStyle w:val="ListParagraph"/>
+              <w:numPr>
+                <w:ilvl w:val="0"/>
+                <w:numId w:val="10"/>
+              </w:numPr>
+              <w:spacing w:line="360" w:lineRule="auto"/>
+            </w:pPr>
+            <w:r>
+              <w:t>Problem Identification</w:t>
+            </w:r>
+          </w:p>
+          <w:p>
+            <w:pPr>
+              <w:pStyle w:val="ListParagraph"/>
+              <w:numPr>
+                <w:ilvl w:val="0"/>
+                <w:numId w:val="10"/>
+              </w:numPr>
+              <w:spacing w:line="360" w:lineRule="auto"/>
+            </w:pPr>
+            <w:r>
+              <w:t>Support in system design.</w:t>
+            </w:r>
+          </w:p>
+          <w:p>
+            <w:pPr>
+              <w:spacing w:line="360" w:lineRule="auto"/>
+            </w:pPr>
+          </w:p>
+        </w:tc>
+        <w:tc>
+          <w:tcPr>
+            <w:tcW w:w="1255" w:type="dxa"/>
+          </w:tcPr>
+          <w:p>
+            <w:pPr>
+              <w:spacing w:line="360" w:lineRule="auto"/>
+            </w:pPr>
+          </w:p>
+        </w:tc>
+      </w:tr>
+      <w:tr>
+        <w:tc>
+          <w:tcPr>
+            <w:tcW w:w="895" w:type="dxa"/>
+          </w:tcPr>
+          <w:p>
+            <w:pPr>
+              <w:spacing w:line="360" w:lineRule="auto"/>
+            </w:pPr>
+            <w:r>
+              <w:t>2</w:t>
+            </w:r>
+          </w:p>
+        </w:tc>
+        <w:tc>
+          <w:tcPr>
+            <w:tcW w:w="2610" w:type="dxa"/>
+          </w:tcPr>
+          <w:p>
+            <w:pPr>
+              <w:spacing w:line="360" w:lineRule="auto"/>
+            </w:pPr>
+            <w:r>
+              <w:t xml:space="preserve">Miraj </w:t>
+            </w:r>
+            <w:proofErr w:type="spellStart"/>
+            <w:r>
+              <w:t>Puri</w:t>
+            </w:r>
+            <w:proofErr w:type="spellEnd"/>
+          </w:p>
+        </w:tc>
+        <w:tc>
+          <w:tcPr>
+            <w:tcW w:w="3870" w:type="dxa"/>
+          </w:tcPr>
+          <w:p>
+            <w:pPr>
+              <w:pStyle w:val="ListParagraph"/>
+              <w:numPr>
+                <w:ilvl w:val="0"/>
+                <w:numId w:val="14"/>
+              </w:numPr>
+              <w:spacing w:line="360" w:lineRule="auto"/>
+            </w:pPr>
+            <w:r>
+              <w:t>Support in system design.</w:t>
+            </w:r>
+          </w:p>
+          <w:p>
+            <w:pPr>
+              <w:pStyle w:val="ListParagraph"/>
+              <w:numPr>
+                <w:ilvl w:val="0"/>
+                <w:numId w:val="14"/>
+              </w:numPr>
+              <w:spacing w:line="360" w:lineRule="auto"/>
+            </w:pPr>
+            <w:r>
+              <w:t>Feasibility analysis.</w:t>
+            </w:r>
+          </w:p>
+          <w:p>
+            <w:pPr>
+              <w:spacing w:line="360" w:lineRule="auto"/>
+            </w:pPr>
+          </w:p>
+        </w:tc>
+        <w:tc>
+          <w:tcPr>
+            <w:tcW w:w="1255" w:type="dxa"/>
+          </w:tcPr>
+          <w:p>
+            <w:pPr>
+              <w:spacing w:line="360" w:lineRule="auto"/>
+            </w:pPr>
+          </w:p>
+        </w:tc>
+      </w:tr>
+      <w:tr>
+        <w:tc>
+          <w:tcPr>
+            <w:tcW w:w="895" w:type="dxa"/>
+          </w:tcPr>
+          <w:p>
+            <w:pPr>
+              <w:spacing w:line="360" w:lineRule="auto"/>
+            </w:pPr>
+            <w:r>
+              <w:t>3</w:t>
+            </w:r>
+          </w:p>
+        </w:tc>
+        <w:tc>
+          <w:tcPr>
+            <w:tcW w:w="2610" w:type="dxa"/>
+          </w:tcPr>
+          <w:p>
+            <w:pPr>
+              <w:spacing w:line="360" w:lineRule="auto"/>
+            </w:pPr>
+            <w:r>
+              <w:t xml:space="preserve">Sushant </w:t>
+            </w:r>
+            <w:r>
+              <w:rPr>
+                <w:rFonts w:cs="Times New Roman"/>
+              </w:rPr>
+              <w:t>Adhikari</w:t>
+            </w:r>
+          </w:p>
+        </w:tc>
+        <w:tc>
+          <w:tcPr>
+            <w:tcW w:w="3870" w:type="dxa"/>
+          </w:tcPr>
+          <w:p>
+            <w:pPr>
+              <w:pStyle w:val="ListParagraph"/>
+              <w:numPr>
+                <w:ilvl w:val="0"/>
+                <w:numId w:val="15"/>
+              </w:numPr>
+              <w:spacing w:line="360" w:lineRule="auto"/>
+            </w:pPr>
+            <w:r>
+              <w:t>Designed Flowchart.</w:t>
+            </w:r>
+          </w:p>
+          <w:p>
+            <w:pPr>
+              <w:pStyle w:val="ListParagraph"/>
+              <w:numPr>
+                <w:ilvl w:val="0"/>
+                <w:numId w:val="15"/>
+              </w:numPr>
+              <w:spacing w:line="360" w:lineRule="auto"/>
+            </w:pPr>
+            <w:r>
+              <w:t>Support in system design.</w:t>
+            </w:r>
+          </w:p>
+          <w:p>
+            <w:pPr>
+              <w:pStyle w:val="ListParagraph"/>
+              <w:numPr>
+                <w:ilvl w:val="0"/>
+                <w:numId w:val="15"/>
+              </w:numPr>
+              <w:spacing w:line="360" w:lineRule="auto"/>
+            </w:pPr>
+            <w:r>
+              <w:t>Logic definition.</w:t>
+            </w:r>
+          </w:p>
+          <w:p>
+            <w:pPr>
+              <w:spacing w:line="360" w:lineRule="auto"/>
+            </w:pPr>
+          </w:p>
+        </w:tc>
+        <w:tc>
+          <w:tcPr>
+            <w:tcW w:w="1255" w:type="dxa"/>
+          </w:tcPr>
+          <w:p>
+            <w:pPr>
+              <w:spacing w:line="360" w:lineRule="auto"/>
+            </w:pPr>
+          </w:p>
+        </w:tc>
+      </w:tr>
+    </w:tbl>
+    <w:p>
+      <w:pPr>
+        <w:spacing w:line="360" w:lineRule="auto"/>
+      </w:pPr>
+    </w:p>
+    <w:p>
+      <w:pPr>
+        <w:spacing w:line="360" w:lineRule="auto"/>
+      </w:pPr>
       <w:r>
         <w:br w:type="page"/>
       </w:r>
-    </w:p>
-    <w:p>
-      <w:pPr>
-        <w:spacing w:line="360" w:lineRule="auto"/>
-      </w:pPr>
+      <w:bookmarkStart w:id="21" w:name="_GoBack"/>
+      <w:bookmarkEnd w:id="21"/>
+      <w:r>
+        <w:t xml:space="preserve"> </w:t>
+      </w:r>
     </w:p>
     <w:p>
       <w:pPr>
@@ -1743,7 +4001,7 @@
   <w:abstractNum w:abstractNumId="1" w15:restartNumberingAfterBreak="0">
     <w:nsid w:val="14537A66"/>
     <w:multiLevelType w:val="hybridMultilevel"/>
-    <w:tmpl w:val="D95E6C20"/>
+    <w:tmpl w:val="5EAA1818"/>
     <w:lvl w:ilvl="0" w:tplc="04090001">
       <w:start w:val="1"/>
       <w:numFmt w:val="bullet"/>
@@ -1854,6 +4112,119 @@
     </w:lvl>
   </w:abstractNum>
   <w:abstractNum w:abstractNumId="2" w15:restartNumberingAfterBreak="0">
+    <w:nsid w:val="1D8104EF"/>
+    <w:multiLevelType w:val="hybridMultilevel"/>
+    <w:tmpl w:val="D55A7C74"/>
+    <w:lvl w:ilvl="0" w:tplc="04090001">
+      <w:start w:val="1"/>
+      <w:numFmt w:val="bullet"/>
+      <w:lvlText w:val=""/>
+      <w:lvlJc w:val="left"/>
+      <w:pPr>
+        <w:ind w:left="720" w:hanging="360"/>
+      </w:pPr>
+      <w:rPr>
+        <w:rFonts w:ascii="Symbol" w:hAnsi="Symbol" w:hint="default"/>
+      </w:rPr>
+    </w:lvl>
+    <w:lvl w:ilvl="1" w:tplc="04090003" w:tentative="1">
+      <w:start w:val="1"/>
+      <w:numFmt w:val="bullet"/>
+      <w:lvlText w:val="o"/>
+      <w:lvlJc w:val="left"/>
+      <w:pPr>
+        <w:ind w:left="1440" w:hanging="360"/>
+      </w:pPr>
+      <w:rPr>
+        <w:rFonts w:ascii="Courier New" w:hAnsi="Courier New" w:cs="Courier New" w:hint="default"/>
+      </w:rPr>
+    </w:lvl>
+    <w:lvl w:ilvl="2" w:tplc="04090005" w:tentative="1">
+      <w:start w:val="1"/>
+      <w:numFmt w:val="bullet"/>
+      <w:lvlText w:val=""/>
+      <w:lvlJc w:val="left"/>
+      <w:pPr>
+        <w:ind w:left="2160" w:hanging="360"/>
+      </w:pPr>
+      <w:rPr>
+        <w:rFonts w:ascii="Wingdings" w:hAnsi="Wingdings" w:hint="default"/>
+      </w:rPr>
+    </w:lvl>
+    <w:lvl w:ilvl="3" w:tplc="04090001" w:tentative="1">
+      <w:start w:val="1"/>
+      <w:numFmt w:val="bullet"/>
+      <w:lvlText w:val=""/>
+      <w:lvlJc w:val="left"/>
+      <w:pPr>
+        <w:ind w:left="2880" w:hanging="360"/>
+      </w:pPr>
+      <w:rPr>
+        <w:rFonts w:ascii="Symbol" w:hAnsi="Symbol" w:hint="default"/>
+      </w:rPr>
+    </w:lvl>
+    <w:lvl w:ilvl="4" w:tplc="04090003" w:tentative="1">
+      <w:start w:val="1"/>
+      <w:numFmt w:val="bullet"/>
+      <w:lvlText w:val="o"/>
+      <w:lvlJc w:val="left"/>
+      <w:pPr>
+        <w:ind w:left="3600" w:hanging="360"/>
+      </w:pPr>
+      <w:rPr>
+        <w:rFonts w:ascii="Courier New" w:hAnsi="Courier New" w:cs="Courier New" w:hint="default"/>
+      </w:rPr>
+    </w:lvl>
+    <w:lvl w:ilvl="5" w:tplc="04090005" w:tentative="1">
+      <w:start w:val="1"/>
+      <w:numFmt w:val="bullet"/>
+      <w:lvlText w:val=""/>
+      <w:lvlJc w:val="left"/>
+      <w:pPr>
+        <w:ind w:left="4320" w:hanging="360"/>
+      </w:pPr>
+      <w:rPr>
+        <w:rFonts w:ascii="Wingdings" w:hAnsi="Wingdings" w:hint="default"/>
+      </w:rPr>
+    </w:lvl>
+    <w:lvl w:ilvl="6" w:tplc="04090001" w:tentative="1">
+      <w:start w:val="1"/>
+      <w:numFmt w:val="bullet"/>
+      <w:lvlText w:val=""/>
+      <w:lvlJc w:val="left"/>
+      <w:pPr>
+        <w:ind w:left="5040" w:hanging="360"/>
+      </w:pPr>
+      <w:rPr>
+        <w:rFonts w:ascii="Symbol" w:hAnsi="Symbol" w:hint="default"/>
+      </w:rPr>
+    </w:lvl>
+    <w:lvl w:ilvl="7" w:tplc="04090003" w:tentative="1">
+      <w:start w:val="1"/>
+      <w:numFmt w:val="bullet"/>
+      <w:lvlText w:val="o"/>
+      <w:lvlJc w:val="left"/>
+      <w:pPr>
+        <w:ind w:left="5760" w:hanging="360"/>
+      </w:pPr>
+      <w:rPr>
+        <w:rFonts w:ascii="Courier New" w:hAnsi="Courier New" w:cs="Courier New" w:hint="default"/>
+      </w:rPr>
+    </w:lvl>
+    <w:lvl w:ilvl="8" w:tplc="04090005" w:tentative="1">
+      <w:start w:val="1"/>
+      <w:numFmt w:val="bullet"/>
+      <w:lvlText w:val=""/>
+      <w:lvlJc w:val="left"/>
+      <w:pPr>
+        <w:ind w:left="6480" w:hanging="360"/>
+      </w:pPr>
+      <w:rPr>
+        <w:rFonts w:ascii="Wingdings" w:hAnsi="Wingdings" w:hint="default"/>
+      </w:rPr>
+    </w:lvl>
+  </w:abstractNum>
+  <w:abstractNum w:abstractNumId="3" w15:restartNumberingAfterBreak="0">
     <w:nsid w:val="1E4B56A2"/>
     <w:multiLevelType w:val="multilevel"/>
     <w:tmpl w:val="95AAFF4E"/>
@@ -2002,7 +4373,156 @@
       </w:rPr>
     </w:lvl>
   </w:abstractNum>
-  <w:abstractNum w:abstractNumId="3" w15:restartNumberingAfterBreak="0">
+  <w:abstractNum w:abstractNumId="4" w15:restartNumberingAfterBreak="0">
+    <w:nsid w:val="1F181483"/>
+    <w:multiLevelType w:val="multilevel"/>
+    <w:tmpl w:val="0FAA444E"/>
+    <w:lvl w:ilvl="0">
+      <w:start w:val="1"/>
+      <w:numFmt w:val="bullet"/>
+      <w:lvlText w:val=""/>
+      <w:lvlJc w:val="left"/>
+      <w:pPr>
+        <w:tabs>
+          <w:tab w:val="num" w:pos="720"/>
+        </w:tabs>
+        <w:ind w:left="720" w:hanging="360"/>
+      </w:pPr>
+      <w:rPr>
+        <w:rFonts w:ascii="Symbol" w:hAnsi="Symbol" w:hint="default"/>
+        <w:sz w:val="20"/>
+      </w:rPr>
+    </w:lvl>
+    <w:lvl w:ilvl="1" w:tentative="1">
+      <w:start w:val="1"/>
+      <w:numFmt w:val="bullet"/>
+      <w:lvlText w:val="o"/>
+      <w:lvlJc w:val="left"/>
+      <w:pPr>
+        <w:tabs>
+          <w:tab w:val="num" w:pos="1440"/>
+        </w:tabs>
+        <w:ind w:left="1440" w:hanging="360"/>
+      </w:pPr>
+      <w:rPr>
+        <w:rFonts w:ascii="Courier New" w:hAnsi="Courier New" w:hint="default"/>
+        <w:sz w:val="20"/>
+      </w:rPr>
+    </w:lvl>
+    <w:lvl w:ilvl="2" w:tentative="1">
+      <w:start w:val="1"/>
+      <w:numFmt w:val="bullet"/>
+      <w:lvlText w:val=""/>
+      <w:lvlJc w:val="left"/>
+      <w:pPr>
+        <w:tabs>
+          <w:tab w:val="num" w:pos="2160"/>
+        </w:tabs>
+        <w:ind w:left="2160" w:hanging="360"/>
+      </w:pPr>
+      <w:rPr>
+        <w:rFonts w:ascii="Wingdings" w:hAnsi="Wingdings" w:hint="default"/>
+        <w:sz w:val="20"/>
+      </w:rPr>
+    </w:lvl>
+    <w:lvl w:ilvl="3" w:tentative="1">
+      <w:start w:val="1"/>
+      <w:numFmt w:val="bullet"/>
+      <w:lvlText w:val=""/>
+      <w:lvlJc w:val="left"/>
+      <w:pPr>
+        <w:tabs>
+          <w:tab w:val="num" w:pos="2880"/>
+        </w:tabs>
+        <w:ind w:left="2880" w:hanging="360"/>
+      </w:pPr>
+      <w:rPr>
+        <w:rFonts w:ascii="Wingdings" w:hAnsi="Wingdings" w:hint="default"/>
+        <w:sz w:val="20"/>
+      </w:rPr>
+    </w:lvl>
+    <w:lvl w:ilvl="4" w:tentative="1">
+      <w:start w:val="1"/>
+      <w:numFmt w:val="bullet"/>
+      <w:lvlText w:val=""/>
+      <w:lvlJc w:val="left"/>
+      <w:pPr>
+        <w:tabs>
+          <w:tab w:val="num" w:pos="3600"/>
+        </w:tabs>
+        <w:ind w:left="3600" w:hanging="360"/>
+      </w:pPr>
+      <w:rPr>
+        <w:rFonts w:ascii="Wingdings" w:hAnsi="Wingdings" w:hint="default"/>
+        <w:sz w:val="20"/>
+      </w:rPr>
+    </w:lvl>
+    <w:lvl w:ilvl="5" w:tentative="1">
+      <w:start w:val="1"/>
+      <w:numFmt w:val="bullet"/>
+      <w:lvlText w:val=""/>
+      <w:lvlJc w:val="left"/>
+      <w:pPr>
+        <w:tabs>
+          <w:tab w:val="num" w:pos="4320"/>
+        </w:tabs>
+        <w:ind w:left="4320" w:hanging="360"/>
+      </w:pPr>
+      <w:rPr>
+        <w:rFonts w:ascii="Wingdings" w:hAnsi="Wingdings" w:hint="default"/>
+        <w:sz w:val="20"/>
+      </w:rPr>
+    </w:lvl>
+    <w:lvl w:ilvl="6" w:tentative="1">
+      <w:start w:val="1"/>
+      <w:numFmt w:val="bullet"/>
+      <w:lvlText w:val=""/>
+      <w:lvlJc w:val="left"/>
+      <w:pPr>
+        <w:tabs>
+          <w:tab w:val="num" w:pos="5040"/>
+        </w:tabs>
+        <w:ind w:left="5040" w:hanging="360"/>
+      </w:pPr>
+      <w:rPr>
+        <w:rFonts w:ascii="Wingdings" w:hAnsi="Wingdings" w:hint="default"/>
+        <w:sz w:val="20"/>
+      </w:rPr>
+    </w:lvl>
+    <w:lvl w:ilvl="7" w:tentative="1">
+      <w:start w:val="1"/>
+      <w:numFmt w:val="bullet"/>
+      <w:lvlText w:val=""/>
+      <w:lvlJc w:val="left"/>
+      <w:pPr>
+        <w:tabs>
+          <w:tab w:val="num" w:pos="5760"/>
+        </w:tabs>
+        <w:ind w:left="5760" w:hanging="360"/>
+      </w:pPr>
+      <w:rPr>
+        <w:rFonts w:ascii="Wingdings" w:hAnsi="Wingdings" w:hint="default"/>
+        <w:sz w:val="20"/>
+      </w:rPr>
+    </w:lvl>
+    <w:lvl w:ilvl="8" w:tentative="1">
+      <w:start w:val="1"/>
+      <w:numFmt w:val="bullet"/>
+      <w:lvlText w:val=""/>
+      <w:lvlJc w:val="left"/>
+      <w:pPr>
+        <w:tabs>
+          <w:tab w:val="num" w:pos="6480"/>
+        </w:tabs>
+        <w:ind w:left="6480" w:hanging="360"/>
+      </w:pPr>
+      <w:rPr>
+        <w:rFonts w:ascii="Wingdings" w:hAnsi="Wingdings" w:hint="default"/>
+        <w:sz w:val="20"/>
+      </w:rPr>
+    </w:lvl>
+  </w:abstractNum>
+  <w:abstractNum w:abstractNumId="5" w15:restartNumberingAfterBreak="0">
     <w:nsid w:val="21811320"/>
     <w:multiLevelType w:val="hybridMultilevel"/>
     <w:tmpl w:val="9F144332"/>
@@ -2115,7 +4635,269 @@
       </w:rPr>
     </w:lvl>
   </w:abstractNum>
-  <w:abstractNum w:abstractNumId="4" w15:restartNumberingAfterBreak="0">
+  <w:abstractNum w:abstractNumId="6" w15:restartNumberingAfterBreak="0">
+    <w:nsid w:val="260A0906"/>
+    <w:multiLevelType w:val="multilevel"/>
+    <w:tmpl w:val="AF12B0E2"/>
+    <w:lvl w:ilvl="0">
+      <w:start w:val="1"/>
+      <w:numFmt w:val="bullet"/>
+      <w:lvlText w:val=""/>
+      <w:lvlJc w:val="left"/>
+      <w:pPr>
+        <w:tabs>
+          <w:tab w:val="num" w:pos="720"/>
+        </w:tabs>
+        <w:ind w:left="720" w:hanging="360"/>
+      </w:pPr>
+      <w:rPr>
+        <w:rFonts w:ascii="Symbol" w:hAnsi="Symbol" w:hint="default"/>
+        <w:sz w:val="20"/>
+      </w:rPr>
+    </w:lvl>
+    <w:lvl w:ilvl="1" w:tentative="1">
+      <w:start w:val="1"/>
+      <w:numFmt w:val="bullet"/>
+      <w:lvlText w:val="o"/>
+      <w:lvlJc w:val="left"/>
+      <w:pPr>
+        <w:tabs>
+          <w:tab w:val="num" w:pos="1440"/>
+        </w:tabs>
+        <w:ind w:left="1440" w:hanging="360"/>
+      </w:pPr>
+      <w:rPr>
+        <w:rFonts w:ascii="Courier New" w:hAnsi="Courier New" w:hint="default"/>
+        <w:sz w:val="20"/>
+      </w:rPr>
+    </w:lvl>
+    <w:lvl w:ilvl="2" w:tentative="1">
+      <w:start w:val="1"/>
+      <w:numFmt w:val="bullet"/>
+      <w:lvlText w:val=""/>
+      <w:lvlJc w:val="left"/>
+      <w:pPr>
+        <w:tabs>
+          <w:tab w:val="num" w:pos="2160"/>
+        </w:tabs>
+        <w:ind w:left="2160" w:hanging="360"/>
+      </w:pPr>
+      <w:rPr>
+        <w:rFonts w:ascii="Wingdings" w:hAnsi="Wingdings" w:hint="default"/>
+        <w:sz w:val="20"/>
+      </w:rPr>
+    </w:lvl>
+    <w:lvl w:ilvl="3" w:tentative="1">
+      <w:start w:val="1"/>
+      <w:numFmt w:val="bullet"/>
+      <w:lvlText w:val=""/>
+      <w:lvlJc w:val="left"/>
+      <w:pPr>
+        <w:tabs>
+          <w:tab w:val="num" w:pos="2880"/>
+        </w:tabs>
+        <w:ind w:left="2880" w:hanging="360"/>
+      </w:pPr>
+      <w:rPr>
+        <w:rFonts w:ascii="Wingdings" w:hAnsi="Wingdings" w:hint="default"/>
+        <w:sz w:val="20"/>
+      </w:rPr>
+    </w:lvl>
+    <w:lvl w:ilvl="4" w:tentative="1">
+      <w:start w:val="1"/>
+      <w:numFmt w:val="bullet"/>
+      <w:lvlText w:val=""/>
+      <w:lvlJc w:val="left"/>
+      <w:pPr>
+        <w:tabs>
+          <w:tab w:val="num" w:pos="3600"/>
+        </w:tabs>
+        <w:ind w:left="3600" w:hanging="360"/>
+      </w:pPr>
+      <w:rPr>
+        <w:rFonts w:ascii="Wingdings" w:hAnsi="Wingdings" w:hint="default"/>
+        <w:sz w:val="20"/>
+      </w:rPr>
+    </w:lvl>
+    <w:lvl w:ilvl="5" w:tentative="1">
+      <w:start w:val="1"/>
+      <w:numFmt w:val="bullet"/>
+      <w:lvlText w:val=""/>
+      <w:lvlJc w:val="left"/>
+      <w:pPr>
+        <w:tabs>
+          <w:tab w:val="num" w:pos="4320"/>
+        </w:tabs>
+        <w:ind w:left="4320" w:hanging="360"/>
+      </w:pPr>
+      <w:rPr>
+        <w:rFonts w:ascii="Wingdings" w:hAnsi="Wingdings" w:hint="default"/>
+        <w:sz w:val="20"/>
+      </w:rPr>
+    </w:lvl>
+    <w:lvl w:ilvl="6" w:tentative="1">
+      <w:start w:val="1"/>
+      <w:numFmt w:val="bullet"/>
+      <w:lvlText w:val=""/>
+      <w:lvlJc w:val="left"/>
+      <w:pPr>
+        <w:tabs>
+          <w:tab w:val="num" w:pos="5040"/>
+        </w:tabs>
+        <w:ind w:left="5040" w:hanging="360"/>
+      </w:pPr>
+      <w:rPr>
+        <w:rFonts w:ascii="Wingdings" w:hAnsi="Wingdings" w:hint="default"/>
+        <w:sz w:val="20"/>
+      </w:rPr>
+    </w:lvl>
+    <w:lvl w:ilvl="7" w:tentative="1">
+      <w:start w:val="1"/>
+      <w:numFmt w:val="bullet"/>
+      <w:lvlText w:val=""/>
+      <w:lvlJc w:val="left"/>
+      <w:pPr>
+        <w:tabs>
+          <w:tab w:val="num" w:pos="5760"/>
+        </w:tabs>
+        <w:ind w:left="5760" w:hanging="360"/>
+      </w:pPr>
+      <w:rPr>
+        <w:rFonts w:ascii="Wingdings" w:hAnsi="Wingdings" w:hint="default"/>
+        <w:sz w:val="20"/>
+      </w:rPr>
+    </w:lvl>
+    <w:lvl w:ilvl="8" w:tentative="1">
+      <w:start w:val="1"/>
+      <w:numFmt w:val="bullet"/>
+      <w:lvlText w:val=""/>
+      <w:lvlJc w:val="left"/>
+      <w:pPr>
+        <w:tabs>
+          <w:tab w:val="num" w:pos="6480"/>
+        </w:tabs>
+        <w:ind w:left="6480" w:hanging="360"/>
+      </w:pPr>
+      <w:rPr>
+        <w:rFonts w:ascii="Wingdings" w:hAnsi="Wingdings" w:hint="default"/>
+        <w:sz w:val="20"/>
+      </w:rPr>
+    </w:lvl>
+  </w:abstractNum>
+  <w:abstractNum w:abstractNumId="7" w15:restartNumberingAfterBreak="0">
+    <w:nsid w:val="37092565"/>
+    <w:multiLevelType w:val="hybridMultilevel"/>
+    <w:tmpl w:val="A6EACF3E"/>
+    <w:lvl w:ilvl="0" w:tplc="04090001">
+      <w:start w:val="1"/>
+      <w:numFmt w:val="bullet"/>
+      <w:lvlText w:val=""/>
+      <w:lvlJc w:val="left"/>
+      <w:pPr>
+        <w:ind w:left="720" w:hanging="360"/>
+      </w:pPr>
+      <w:rPr>
+        <w:rFonts w:ascii="Symbol" w:hAnsi="Symbol" w:hint="default"/>
+      </w:rPr>
+    </w:lvl>
+    <w:lvl w:ilvl="1" w:tplc="04090003" w:tentative="1">
+      <w:start w:val="1"/>
+      <w:numFmt w:val="bullet"/>
+      <w:lvlText w:val="o"/>
+      <w:lvlJc w:val="left"/>
+      <w:pPr>
+        <w:ind w:left="1440" w:hanging="360"/>
+      </w:pPr>
+      <w:rPr>
+        <w:rFonts w:ascii="Courier New" w:hAnsi="Courier New" w:cs="Courier New" w:hint="default"/>
+      </w:rPr>
+    </w:lvl>
+    <w:lvl w:ilvl="2" w:tplc="04090005" w:tentative="1">
+      <w:start w:val="1"/>
+      <w:numFmt w:val="bullet"/>
+      <w:lvlText w:val=""/>
+      <w:lvlJc w:val="left"/>
+      <w:pPr>
+        <w:ind w:left="2160" w:hanging="360"/>
+      </w:pPr>
+      <w:rPr>
+        <w:rFonts w:ascii="Wingdings" w:hAnsi="Wingdings" w:hint="default"/>
+      </w:rPr>
+    </w:lvl>
+    <w:lvl w:ilvl="3" w:tplc="04090001" w:tentative="1">
+      <w:start w:val="1"/>
+      <w:numFmt w:val="bullet"/>
+      <w:lvlText w:val=""/>
+      <w:lvlJc w:val="left"/>
+      <w:pPr>
+        <w:ind w:left="2880" w:hanging="360"/>
+      </w:pPr>
+      <w:rPr>
+        <w:rFonts w:ascii="Symbol" w:hAnsi="Symbol" w:hint="default"/>
+      </w:rPr>
+    </w:lvl>
+    <w:lvl w:ilvl="4" w:tplc="04090003" w:tentative="1">
+      <w:start w:val="1"/>
+      <w:numFmt w:val="bullet"/>
+      <w:lvlText w:val="o"/>
+      <w:lvlJc w:val="left"/>
+      <w:pPr>
+        <w:ind w:left="3600" w:hanging="360"/>
+      </w:pPr>
+      <w:rPr>
+        <w:rFonts w:ascii="Courier New" w:hAnsi="Courier New" w:cs="Courier New" w:hint="default"/>
+      </w:rPr>
+    </w:lvl>
+    <w:lvl w:ilvl="5" w:tplc="04090005" w:tentative="1">
+      <w:start w:val="1"/>
+      <w:numFmt w:val="bullet"/>
+      <w:lvlText w:val=""/>
+      <w:lvlJc w:val="left"/>
+      <w:pPr>
+        <w:ind w:left="4320" w:hanging="360"/>
+      </w:pPr>
+      <w:rPr>
+        <w:rFonts w:ascii="Wingdings" w:hAnsi="Wingdings" w:hint="default"/>
+      </w:rPr>
+    </w:lvl>
+    <w:lvl w:ilvl="6" w:tplc="04090001" w:tentative="1">
+      <w:start w:val="1"/>
+      <w:numFmt w:val="bullet"/>
+      <w:lvlText w:val=""/>
+      <w:lvlJc w:val="left"/>
+      <w:pPr>
+        <w:ind w:left="5040" w:hanging="360"/>
+      </w:pPr>
+      <w:rPr>
+        <w:rFonts w:ascii="Symbol" w:hAnsi="Symbol" w:hint="default"/>
+      </w:rPr>
+    </w:lvl>
+    <w:lvl w:ilvl="7" w:tplc="04090003" w:tentative="1">
+      <w:start w:val="1"/>
+      <w:numFmt w:val="bullet"/>
+      <w:lvlText w:val="o"/>
+      <w:lvlJc w:val="left"/>
+      <w:pPr>
+        <w:ind w:left="5760" w:hanging="360"/>
+      </w:pPr>
+      <w:rPr>
+        <w:rFonts w:ascii="Courier New" w:hAnsi="Courier New" w:cs="Courier New" w:hint="default"/>
+      </w:rPr>
+    </w:lvl>
+    <w:lvl w:ilvl="8" w:tplc="04090005" w:tentative="1">
+      <w:start w:val="1"/>
+      <w:numFmt w:val="bullet"/>
+      <w:lvlText w:val=""/>
+      <w:lvlJc w:val="left"/>
+      <w:pPr>
+        <w:ind w:left="6480" w:hanging="360"/>
+      </w:pPr>
+      <w:rPr>
+        <w:rFonts w:ascii="Wingdings" w:hAnsi="Wingdings" w:hint="default"/>
+      </w:rPr>
+    </w:lvl>
+  </w:abstractNum>
+  <w:abstractNum w:abstractNumId="8" w15:restartNumberingAfterBreak="0">
     <w:nsid w:val="3D4A7F98"/>
     <w:multiLevelType w:val="hybridMultilevel"/>
     <w:tmpl w:val="865625B6"/>
@@ -2201,7 +4983,7 @@
       </w:pPr>
     </w:lvl>
   </w:abstractNum>
-  <w:abstractNum w:abstractNumId="5" w15:restartNumberingAfterBreak="0">
+  <w:abstractNum w:abstractNumId="9" w15:restartNumberingAfterBreak="0">
     <w:nsid w:val="44B057F5"/>
     <w:multiLevelType w:val="hybridMultilevel"/>
     <w:tmpl w:val="469EAC40"/>
@@ -2314,7 +5096,7 @@
       </w:rPr>
     </w:lvl>
   </w:abstractNum>
-  <w:abstractNum w:abstractNumId="6" w15:restartNumberingAfterBreak="0">
+  <w:abstractNum w:abstractNumId="10" w15:restartNumberingAfterBreak="0">
     <w:nsid w:val="4D2017B2"/>
     <w:multiLevelType w:val="hybridMultilevel"/>
     <w:tmpl w:val="57BAF9BA"/>
@@ -2427,7 +5209,156 @@
       </w:rPr>
     </w:lvl>
   </w:abstractNum>
-  <w:abstractNum w:abstractNumId="7" w15:restartNumberingAfterBreak="0">
+  <w:abstractNum w:abstractNumId="11" w15:restartNumberingAfterBreak="0">
+    <w:nsid w:val="58D80D7A"/>
+    <w:multiLevelType w:val="multilevel"/>
+    <w:tmpl w:val="62642100"/>
+    <w:lvl w:ilvl="0">
+      <w:start w:val="1"/>
+      <w:numFmt w:val="bullet"/>
+      <w:lvlText w:val=""/>
+      <w:lvlJc w:val="left"/>
+      <w:pPr>
+        <w:tabs>
+          <w:tab w:val="num" w:pos="720"/>
+        </w:tabs>
+        <w:ind w:left="720" w:hanging="360"/>
+      </w:pPr>
+      <w:rPr>
+        <w:rFonts w:ascii="Symbol" w:hAnsi="Symbol" w:hint="default"/>
+        <w:sz w:val="20"/>
+      </w:rPr>
+    </w:lvl>
+    <w:lvl w:ilvl="1" w:tentative="1">
+      <w:start w:val="1"/>
+      <w:numFmt w:val="bullet"/>
+      <w:lvlText w:val="o"/>
+      <w:lvlJc w:val="left"/>
+      <w:pPr>
+        <w:tabs>
+          <w:tab w:val="num" w:pos="1440"/>
+        </w:tabs>
+        <w:ind w:left="1440" w:hanging="360"/>
+      </w:pPr>
+      <w:rPr>
+        <w:rFonts w:ascii="Courier New" w:hAnsi="Courier New" w:hint="default"/>
+        <w:sz w:val="20"/>
+      </w:rPr>
+    </w:lvl>
+    <w:lvl w:ilvl="2" w:tentative="1">
+      <w:start w:val="1"/>
+      <w:numFmt w:val="bullet"/>
+      <w:lvlText w:val=""/>
+      <w:lvlJc w:val="left"/>
+      <w:pPr>
+        <w:tabs>
+          <w:tab w:val="num" w:pos="2160"/>
+        </w:tabs>
+        <w:ind w:left="2160" w:hanging="360"/>
+      </w:pPr>
+      <w:rPr>
+        <w:rFonts w:ascii="Wingdings" w:hAnsi="Wingdings" w:hint="default"/>
+        <w:sz w:val="20"/>
+      </w:rPr>
+    </w:lvl>
+    <w:lvl w:ilvl="3" w:tentative="1">
+      <w:start w:val="1"/>
+      <w:numFmt w:val="bullet"/>
+      <w:lvlText w:val=""/>
+      <w:lvlJc w:val="left"/>
+      <w:pPr>
+        <w:tabs>
+          <w:tab w:val="num" w:pos="2880"/>
+        </w:tabs>
+        <w:ind w:left="2880" w:hanging="360"/>
+      </w:pPr>
+      <w:rPr>
+        <w:rFonts w:ascii="Wingdings" w:hAnsi="Wingdings" w:hint="default"/>
+        <w:sz w:val="20"/>
+      </w:rPr>
+    </w:lvl>
+    <w:lvl w:ilvl="4" w:tentative="1">
+      <w:start w:val="1"/>
+      <w:numFmt w:val="bullet"/>
+      <w:lvlText w:val=""/>
+      <w:lvlJc w:val="left"/>
+      <w:pPr>
+        <w:tabs>
+          <w:tab w:val="num" w:pos="3600"/>
+        </w:tabs>
+        <w:ind w:left="3600" w:hanging="360"/>
+      </w:pPr>
+      <w:rPr>
+        <w:rFonts w:ascii="Wingdings" w:hAnsi="Wingdings" w:hint="default"/>
+        <w:sz w:val="20"/>
+      </w:rPr>
+    </w:lvl>
+    <w:lvl w:ilvl="5" w:tentative="1">
+      <w:start w:val="1"/>
+      <w:numFmt w:val="bullet"/>
+      <w:lvlText w:val=""/>
+      <w:lvlJc w:val="left"/>
+      <w:pPr>
+        <w:tabs>
+          <w:tab w:val="num" w:pos="4320"/>
+        </w:tabs>
+        <w:ind w:left="4320" w:hanging="360"/>
+      </w:pPr>
+      <w:rPr>
+        <w:rFonts w:ascii="Wingdings" w:hAnsi="Wingdings" w:hint="default"/>
+        <w:sz w:val="20"/>
+      </w:rPr>
+    </w:lvl>
+    <w:lvl w:ilvl="6" w:tentative="1">
+      <w:start w:val="1"/>
+      <w:numFmt w:val="bullet"/>
+      <w:lvlText w:val=""/>
+      <w:lvlJc w:val="left"/>
+      <w:pPr>
+        <w:tabs>
+          <w:tab w:val="num" w:pos="5040"/>
+        </w:tabs>
+        <w:ind w:left="5040" w:hanging="360"/>
+      </w:pPr>
+      <w:rPr>
+        <w:rFonts w:ascii="Wingdings" w:hAnsi="Wingdings" w:hint="default"/>
+        <w:sz w:val="20"/>
+      </w:rPr>
+    </w:lvl>
+    <w:lvl w:ilvl="7" w:tentative="1">
+      <w:start w:val="1"/>
+      <w:numFmt w:val="bullet"/>
+      <w:lvlText w:val=""/>
+      <w:lvlJc w:val="left"/>
+      <w:pPr>
+        <w:tabs>
+          <w:tab w:val="num" w:pos="5760"/>
+        </w:tabs>
+        <w:ind w:left="5760" w:hanging="360"/>
+      </w:pPr>
+      <w:rPr>
+        <w:rFonts w:ascii="Wingdings" w:hAnsi="Wingdings" w:hint="default"/>
+        <w:sz w:val="20"/>
+      </w:rPr>
+    </w:lvl>
+    <w:lvl w:ilvl="8" w:tentative="1">
+      <w:start w:val="1"/>
+      <w:numFmt w:val="bullet"/>
+      <w:lvlText w:val=""/>
+      <w:lvlJc w:val="left"/>
+      <w:pPr>
+        <w:tabs>
+          <w:tab w:val="num" w:pos="6480"/>
+        </w:tabs>
+        <w:ind w:left="6480" w:hanging="360"/>
+      </w:pPr>
+      <w:rPr>
+        <w:rFonts w:ascii="Wingdings" w:hAnsi="Wingdings" w:hint="default"/>
+        <w:sz w:val="20"/>
+      </w:rPr>
+    </w:lvl>
+  </w:abstractNum>
+  <w:abstractNum w:abstractNumId="12" w15:restartNumberingAfterBreak="0">
     <w:nsid w:val="73B77F20"/>
     <w:multiLevelType w:val="hybridMultilevel"/>
     <w:tmpl w:val="78E2D822"/>
@@ -2513,7 +5444,7 @@
       </w:pPr>
     </w:lvl>
   </w:abstractNum>
-  <w:abstractNum w:abstractNumId="8" w15:restartNumberingAfterBreak="0">
+  <w:abstractNum w:abstractNumId="13" w15:restartNumberingAfterBreak="0">
     <w:nsid w:val="7A0E3C55"/>
     <w:multiLevelType w:val="hybridMultilevel"/>
     <w:tmpl w:val="B76E6818"/>
@@ -2626,11 +5557,11 @@
       </w:rPr>
     </w:lvl>
   </w:abstractNum>
-  <w:abstractNum w:abstractNumId="9" w15:restartNumberingAfterBreak="0">
+  <w:abstractNum w:abstractNumId="14" w15:restartNumberingAfterBreak="0">
     <w:nsid w:val="7ECE6D3B"/>
-    <w:multiLevelType w:val="hybridMultilevel"/>
-    <w:tmpl w:val="C1EE5970"/>
-    <w:lvl w:ilvl="0" w:tplc="0409000F">
+    <w:multiLevelType w:val="multilevel"/>
+    <w:tmpl w:val="6BF4CB4A"/>
+    <w:lvl w:ilvl="0">
       <w:start w:val="1"/>
       <w:numFmt w:val="decimal"/>
       <w:lvlText w:val="%1."/>
@@ -2639,108 +5570,155 @@
         <w:ind w:left="720" w:hanging="360"/>
       </w:pPr>
     </w:lvl>
-    <w:lvl w:ilvl="1" w:tplc="04090019" w:tentative="1">
-      <w:start w:val="1"/>
-      <w:numFmt w:val="lowerLetter"/>
-      <w:lvlText w:val="%2."/>
-      <w:lvlJc w:val="left"/>
-      <w:pPr>
-        <w:ind w:left="1440" w:hanging="360"/>
-      </w:pPr>
-    </w:lvl>
-    <w:lvl w:ilvl="2" w:tplc="0409001B" w:tentative="1">
-      <w:start w:val="1"/>
-      <w:numFmt w:val="lowerRoman"/>
-      <w:lvlText w:val="%3."/>
-      <w:lvlJc w:val="right"/>
-      <w:pPr>
-        <w:ind w:left="2160" w:hanging="180"/>
-      </w:pPr>
-    </w:lvl>
-    <w:lvl w:ilvl="3" w:tplc="0409000F" w:tentative="1">
+    <w:lvl w:ilvl="1">
       <w:start w:val="1"/>
       <w:numFmt w:val="decimal"/>
-      <w:lvlText w:val="%4."/>
-      <w:lvlJc w:val="left"/>
-      <w:pPr>
-        <w:ind w:left="2880" w:hanging="360"/>
-      </w:pPr>
-    </w:lvl>
-    <w:lvl w:ilvl="4" w:tplc="04090019" w:tentative="1">
-      <w:start w:val="1"/>
-      <w:numFmt w:val="lowerLetter"/>
-      <w:lvlText w:val="%5."/>
-      <w:lvlJc w:val="left"/>
-      <w:pPr>
-        <w:ind w:left="3600" w:hanging="360"/>
-      </w:pPr>
-    </w:lvl>
-    <w:lvl w:ilvl="5" w:tplc="0409001B" w:tentative="1">
-      <w:start w:val="1"/>
-      <w:numFmt w:val="lowerRoman"/>
-      <w:lvlText w:val="%6."/>
-      <w:lvlJc w:val="right"/>
-      <w:pPr>
-        <w:ind w:left="4320" w:hanging="180"/>
-      </w:pPr>
-    </w:lvl>
-    <w:lvl w:ilvl="6" w:tplc="0409000F" w:tentative="1">
+      <w:isLgl/>
+      <w:lvlText w:val="%1.%2"/>
+      <w:lvlJc w:val="left"/>
+      <w:pPr>
+        <w:ind w:left="780" w:hanging="420"/>
+      </w:pPr>
+      <w:rPr>
+        <w:rFonts w:hint="default"/>
+      </w:rPr>
+    </w:lvl>
+    <w:lvl w:ilvl="2">
       <w:start w:val="1"/>
       <w:numFmt w:val="decimal"/>
-      <w:lvlText w:val="%7."/>
-      <w:lvlJc w:val="left"/>
-      <w:pPr>
-        <w:ind w:left="5040" w:hanging="360"/>
-      </w:pPr>
-    </w:lvl>
-    <w:lvl w:ilvl="7" w:tplc="04090019" w:tentative="1">
-      <w:start w:val="1"/>
-      <w:numFmt w:val="lowerLetter"/>
-      <w:lvlText w:val="%8."/>
-      <w:lvlJc w:val="left"/>
-      <w:pPr>
-        <w:ind w:left="5760" w:hanging="360"/>
-      </w:pPr>
-    </w:lvl>
-    <w:lvl w:ilvl="8" w:tplc="0409001B" w:tentative="1">
-      <w:start w:val="1"/>
-      <w:numFmt w:val="lowerRoman"/>
-      <w:lvlText w:val="%9."/>
-      <w:lvlJc w:val="right"/>
-      <w:pPr>
-        <w:ind w:left="6480" w:hanging="180"/>
-      </w:pPr>
+      <w:isLgl/>
+      <w:lvlText w:val="%1.%2.%3"/>
+      <w:lvlJc w:val="left"/>
+      <w:pPr>
+        <w:ind w:left="1080" w:hanging="720"/>
+      </w:pPr>
+      <w:rPr>
+        <w:rFonts w:hint="default"/>
+      </w:rPr>
+    </w:lvl>
+    <w:lvl w:ilvl="3">
+      <w:start w:val="1"/>
+      <w:numFmt w:val="decimal"/>
+      <w:isLgl/>
+      <w:lvlText w:val="%1.%2.%3.%4"/>
+      <w:lvlJc w:val="left"/>
+      <w:pPr>
+        <w:ind w:left="1440" w:hanging="1080"/>
+      </w:pPr>
+      <w:rPr>
+        <w:rFonts w:hint="default"/>
+      </w:rPr>
+    </w:lvl>
+    <w:lvl w:ilvl="4">
+      <w:start w:val="1"/>
+      <w:numFmt w:val="decimal"/>
+      <w:isLgl/>
+      <w:lvlText w:val="%1.%2.%3.%4.%5"/>
+      <w:lvlJc w:val="left"/>
+      <w:pPr>
+        <w:ind w:left="1440" w:hanging="1080"/>
+      </w:pPr>
+      <w:rPr>
+        <w:rFonts w:hint="default"/>
+      </w:rPr>
+    </w:lvl>
+    <w:lvl w:ilvl="5">
+      <w:start w:val="1"/>
+      <w:numFmt w:val="decimal"/>
+      <w:isLgl/>
+      <w:lvlText w:val="%1.%2.%3.%4.%5.%6"/>
+      <w:lvlJc w:val="left"/>
+      <w:pPr>
+        <w:ind w:left="1800" w:hanging="1440"/>
+      </w:pPr>
+      <w:rPr>
+        <w:rFonts w:hint="default"/>
+      </w:rPr>
+    </w:lvl>
+    <w:lvl w:ilvl="6">
+      <w:start w:val="1"/>
+      <w:numFmt w:val="decimal"/>
+      <w:isLgl/>
+      <w:lvlText w:val="%1.%2.%3.%4.%5.%6.%7"/>
+      <w:lvlJc w:val="left"/>
+      <w:pPr>
+        <w:ind w:left="1800" w:hanging="1440"/>
+      </w:pPr>
+      <w:rPr>
+        <w:rFonts w:hint="default"/>
+      </w:rPr>
+    </w:lvl>
+    <w:lvl w:ilvl="7">
+      <w:start w:val="1"/>
+      <w:numFmt w:val="decimal"/>
+      <w:isLgl/>
+      <w:lvlText w:val="%1.%2.%3.%4.%5.%6.%7.%8"/>
+      <w:lvlJc w:val="left"/>
+      <w:pPr>
+        <w:ind w:left="2160" w:hanging="1800"/>
+      </w:pPr>
+      <w:rPr>
+        <w:rFonts w:hint="default"/>
+      </w:rPr>
+    </w:lvl>
+    <w:lvl w:ilvl="8">
+      <w:start w:val="1"/>
+      <w:numFmt w:val="decimal"/>
+      <w:isLgl/>
+      <w:lvlText w:val="%1.%2.%3.%4.%5.%6.%7.%8.%9"/>
+      <w:lvlJc w:val="left"/>
+      <w:pPr>
+        <w:ind w:left="2520" w:hanging="2160"/>
+      </w:pPr>
+      <w:rPr>
+        <w:rFonts w:hint="default"/>
+      </w:rPr>
     </w:lvl>
   </w:abstractNum>
   <w:num w:numId="1">
-    <w:abstractNumId w:val="2"/>
+    <w:abstractNumId w:val="3"/>
   </w:num>
   <w:num w:numId="2">
-    <w:abstractNumId w:val="3"/>
+    <w:abstractNumId w:val="5"/>
   </w:num>
   <w:num w:numId="3">
     <w:abstractNumId w:val="0"/>
   </w:num>
   <w:num w:numId="4">
-    <w:abstractNumId w:val="5"/>
+    <w:abstractNumId w:val="9"/>
   </w:num>
   <w:num w:numId="5">
+    <w:abstractNumId w:val="13"/>
+  </w:num>
+  <w:num w:numId="6">
+    <w:abstractNumId w:val="12"/>
+  </w:num>
+  <w:num w:numId="7">
+    <w:abstractNumId w:val="14"/>
+  </w:num>
+  <w:num w:numId="8">
     <w:abstractNumId w:val="8"/>
   </w:num>
-  <w:num w:numId="6">
-    <w:abstractNumId w:val="7"/>
-  </w:num>
-  <w:num w:numId="7">
-    <w:abstractNumId w:val="9"/>
-  </w:num>
-  <w:num w:numId="8">
-    <w:abstractNumId w:val="4"/>
-  </w:num>
   <w:num w:numId="9">
-    <w:abstractNumId w:val="6"/>
+    <w:abstractNumId w:val="10"/>
   </w:num>
   <w:num w:numId="10">
     <w:abstractNumId w:val="1"/>
+  </w:num>
+  <w:num w:numId="11">
+    <w:abstractNumId w:val="6"/>
+  </w:num>
+  <w:num w:numId="12">
+    <w:abstractNumId w:val="4"/>
+  </w:num>
+  <w:num w:numId="13">
+    <w:abstractNumId w:val="11"/>
+  </w:num>
+  <w:num w:numId="14">
+    <w:abstractNumId w:val="7"/>
+  </w:num>
+  <w:num w:numId="15">
+    <w:abstractNumId w:val="2"/>
   </w:num>
 </w:numbering>
 </file>
@@ -3352,6 +6330,109 @@
       <w:u w:val="single"/>
     </w:rPr>
   </w:style>
+  <w:style w:type="paragraph" w:styleId="Caption">
+    <w:name w:val="caption"/>
+    <w:basedOn w:val="Normal"/>
+    <w:next w:val="Normal"/>
+    <w:uiPriority w:val="35"/>
+    <w:unhideWhenUsed/>
+    <w:qFormat/>
+    <w:rsid w:val="000A2AF2"/>
+    <w:pPr>
+      <w:spacing w:after="200" w:line="240" w:lineRule="auto"/>
+    </w:pPr>
+    <w:rPr>
+      <w:i/>
+      <w:iCs/>
+      <w:color w:val="44546A" w:themeColor="text2"/>
+      <w:sz w:val="18"/>
+      <w:szCs w:val="18"/>
+    </w:rPr>
+  </w:style>
+  <w:style w:type="paragraph" w:styleId="TableofFigures">
+    <w:name w:val="table of figures"/>
+    <w:basedOn w:val="Normal"/>
+    <w:next w:val="Normal"/>
+    <w:uiPriority w:val="99"/>
+    <w:unhideWhenUsed/>
+    <w:rsid w:val="00AF2E86"/>
+    <w:pPr>
+      <w:spacing w:after="0"/>
+    </w:pPr>
+  </w:style>
+  <w:style w:type="paragraph" w:styleId="Title">
+    <w:name w:val="Title"/>
+    <w:basedOn w:val="Normal"/>
+    <w:next w:val="Normal"/>
+    <w:link w:val="TitleChar"/>
+    <w:uiPriority w:val="10"/>
+    <w:qFormat/>
+    <w:rsid w:val="00AF2E86"/>
+    <w:pPr>
+      <w:spacing w:after="0" w:line="240" w:lineRule="auto"/>
+      <w:contextualSpacing/>
+    </w:pPr>
+    <w:rPr>
+      <w:rFonts w:asciiTheme="majorHAnsi" w:eastAsiaTheme="majorEastAsia" w:hAnsiTheme="majorHAnsi" w:cstheme="majorBidi"/>
+      <w:spacing w:val="-10"/>
+      <w:kern w:val="28"/>
+      <w:sz w:val="56"/>
+      <w:szCs w:val="56"/>
+    </w:rPr>
+  </w:style>
+  <w:style w:type="character" w:customStyle="1" w:styleId="TitleChar">
+    <w:name w:val="Title Char"/>
+    <w:basedOn w:val="DefaultParagraphFont"/>
+    <w:link w:val="Title"/>
+    <w:uiPriority w:val="10"/>
+    <w:rsid w:val="00AF2E86"/>
+    <w:rPr>
+      <w:rFonts w:asciiTheme="majorHAnsi" w:eastAsiaTheme="majorEastAsia" w:hAnsiTheme="majorHAnsi" w:cstheme="majorBidi"/>
+      <w:spacing w:val="-10"/>
+      <w:kern w:val="28"/>
+      <w:sz w:val="56"/>
+      <w:szCs w:val="56"/>
+    </w:rPr>
+  </w:style>
+  <w:style w:type="character" w:customStyle="1" w:styleId="citation-375">
+    <w:name w:val="citation-375"/>
+    <w:basedOn w:val="DefaultParagraphFont"/>
+    <w:rsid w:val="005C2EE6"/>
+  </w:style>
+  <w:style w:type="character" w:customStyle="1" w:styleId="citation-373">
+    <w:name w:val="citation-373"/>
+    <w:basedOn w:val="DefaultParagraphFont"/>
+    <w:rsid w:val="005C2EE6"/>
+  </w:style>
+  <w:style w:type="character" w:customStyle="1" w:styleId="citation-371">
+    <w:name w:val="citation-371"/>
+    <w:basedOn w:val="DefaultParagraphFont"/>
+    <w:rsid w:val="005C2EE6"/>
+  </w:style>
+  <w:style w:type="character" w:customStyle="1" w:styleId="citation-369">
+    <w:name w:val="citation-369"/>
+    <w:basedOn w:val="DefaultParagraphFont"/>
+    <w:rsid w:val="005C2EE6"/>
+  </w:style>
+  <w:style w:type="table" w:styleId="TableGrid">
+    <w:name w:val="Table Grid"/>
+    <w:basedOn w:val="TableNormal"/>
+    <w:uiPriority w:val="39"/>
+    <w:rsid w:val="00B026A5"/>
+    <w:pPr>
+      <w:spacing w:after="0" w:line="240" w:lineRule="auto"/>
+    </w:pPr>
+    <w:tblPr>
+      <w:tblBorders>
+        <w:top w:val="single" w:sz="4" w:space="0" w:color="auto"/>
+        <w:left w:val="single" w:sz="4" w:space="0" w:color="auto"/>
+        <w:bottom w:val="single" w:sz="4" w:space="0" w:color="auto"/>
+        <w:right w:val="single" w:sz="4" w:space="0" w:color="auto"/>
+        <w:insideH w:val="single" w:sz="4" w:space="0" w:color="auto"/>
+        <w:insideV w:val="single" w:sz="4" w:space="0" w:color="auto"/>
+      </w:tblBorders>
+    </w:tblPr>
+  </w:style>
 </w:styles>
 </file>
 
@@ -3655,7 +6736,7 @@
 </file>
 
 <file path=customXml/itemProps1.xml><?xml version="1.0" encoding="utf-8"?>
-<ds:datastoreItem xmlns:ds="http://schemas.openxmlformats.org/officeDocument/2006/customXml" ds:itemID="{620233F5-04F9-46A2-8128-CD9E4535BC42}">
+<ds:datastoreItem xmlns:ds="http://schemas.openxmlformats.org/officeDocument/2006/customXml" ds:itemID="{913DF6D8-294B-49A6-88D2-C91EEA8CC73E}">
   <ds:schemaRefs>
     <ds:schemaRef ds:uri="http://schemas.openxmlformats.org/officeDocument/2006/bibliography"/>
   </ds:schemaRefs>

--- a/voting system.docx
+++ b/voting system.docx
@@ -650,6 +650,12 @@
     </w:p>
     <w:sdt>
       <w:sdtPr>
+        <w:rPr>
+          <w:rFonts w:ascii="Times New Roman" w:eastAsiaTheme="minorHAnsi" w:hAnsi="Times New Roman" w:cstheme="minorBidi"/>
+          <w:color w:val="auto"/>
+          <w:sz w:val="24"/>
+          <w:szCs w:val="22"/>
+        </w:rPr>
         <w:id w:val="173155287"/>
         <w:docPartObj>
           <w:docPartGallery w:val="Table of Contents"/>
@@ -658,13 +664,9 @@
       </w:sdtPr>
       <w:sdtEndPr>
         <w:rPr>
-          <w:rFonts w:ascii="Times New Roman" w:eastAsiaTheme="minorHAnsi" w:hAnsi="Times New Roman" w:cstheme="minorBidi"/>
           <w:b/>
           <w:bCs/>
           <w:noProof/>
-          <w:color w:val="auto"/>
-          <w:sz w:val="24"/>
-          <w:szCs w:val="22"/>
         </w:rPr>
       </w:sdtEndPr>
       <w:sdtContent>
@@ -2180,6 +2182,7 @@
         <w:rPr>
           <w:b/>
         </w:rPr>
+        <w:lastRenderedPageBreak/>
         <w:t>Introduction</w:t>
       </w:r>
       <w:bookmarkEnd w:id="3"/>
@@ -2265,6 +2268,7 @@
         <w:rPr>
           <w:b/>
         </w:rPr>
+        <w:lastRenderedPageBreak/>
         <w:t>Objective</w:t>
       </w:r>
       <w:bookmarkEnd w:id="4"/>
@@ -2398,6 +2402,7 @@
         <w:rPr>
           <w:b/>
         </w:rPr>
+        <w:lastRenderedPageBreak/>
         <w:t>Problem statement</w:t>
       </w:r>
       <w:bookmarkEnd w:id="5"/>
@@ -2509,6 +2514,7 @@
         <w:rPr>
           <w:b/>
         </w:rPr>
+        <w:lastRenderedPageBreak/>
         <w:t>Background Study</w:t>
       </w:r>
       <w:bookmarkEnd w:id="6"/>
@@ -2624,6 +2630,7 @@
         <w:rPr>
           <w:b/>
         </w:rPr>
+        <w:lastRenderedPageBreak/>
         <w:t>System de</w:t>
       </w:r>
       <w:r>
@@ -2683,15 +2690,13 @@
       </w:pPr>
       <w:r>
         <w:rPr>
-          <w:b/>
           <w:noProof/>
-          <w:szCs w:val="32"/>
         </w:rPr>
         <w:drawing>
-          <wp:inline distT="0" distB="0" distL="0" distR="0" wp14:anchorId="3239BFDA" wp14:editId="41B31DE1">
-            <wp:extent cx="5486400" cy="2995295"/>
+          <wp:inline distT="0" distB="0" distL="0" distR="0" wp14:anchorId="35AEB6DD" wp14:editId="0BC520B7">
+            <wp:extent cx="5486400" cy="3214875"/>
             <wp:effectExtent l="0" t="0" r="0" b="0"/>
-            <wp:docPr id="1" name="Picture 1"/>
+            <wp:docPr id="5" name="Picture 5" descr="C:\Users\LENOVO\AppData\Local\Microsoft\Windows\INetCache\Content.MSO\3C28F3E9.tmp"/>
             <wp:cNvGraphicFramePr>
               <a:graphicFrameLocks xmlns:a="http://schemas.openxmlformats.org/drawingml/2006/main" noChangeAspect="1"/>
             </wp:cNvGraphicFramePr>
@@ -2699,29 +2704,36 @@
               <a:graphicData uri="http://schemas.openxmlformats.org/drawingml/2006/picture">
                 <pic:pic xmlns:pic="http://schemas.openxmlformats.org/drawingml/2006/picture">
                   <pic:nvPicPr>
-                    <pic:cNvPr id="1" name="usecase diagram.jpg"/>
-                    <pic:cNvPicPr/>
+                    <pic:cNvPr id="0" name="Picture 1" descr="C:\Users\LENOVO\AppData\Local\Microsoft\Windows\INetCache\Content.MSO\3C28F3E9.tmp"/>
+                    <pic:cNvPicPr>
+                      <a:picLocks noChangeAspect="1" noChangeArrowheads="1"/>
+                    </pic:cNvPicPr>
                   </pic:nvPicPr>
                   <pic:blipFill>
-                    <a:blip r:embed="rId6">
+                    <a:blip r:embed="rId6" cstate="print">
                       <a:extLst>
                         <a:ext uri="{28A0092B-C50C-407E-A947-70E740481C1C}">
                           <a14:useLocalDpi xmlns:a14="http://schemas.microsoft.com/office/drawing/2010/main" val="0"/>
                         </a:ext>
                       </a:extLst>
                     </a:blip>
+                    <a:srcRect/>
                     <a:stretch>
                       <a:fillRect/>
                     </a:stretch>
                   </pic:blipFill>
-                  <pic:spPr>
+                  <pic:spPr bwMode="auto">
                     <a:xfrm>
                       <a:off x="0" y="0"/>
-                      <a:ext cx="5486400" cy="2995295"/>
+                      <a:ext cx="5486400" cy="3214875"/>
                     </a:xfrm>
                     <a:prstGeom prst="rect">
                       <a:avLst/>
                     </a:prstGeom>
+                    <a:noFill/>
+                    <a:ln>
+                      <a:noFill/>
+                    </a:ln>
                   </pic:spPr>
                 </pic:pic>
               </a:graphicData>
@@ -2740,14 +2752,27 @@
       <w:r>
         <w:t xml:space="preserve">Figure </w:t>
       </w:r>
-      <w:fldSimple w:instr=" SEQ Figure \* ARABIC ">
-        <w:r>
-          <w:rPr>
-            <w:noProof/>
-          </w:rPr>
-          <w:t>1</w:t>
-        </w:r>
-      </w:fldSimple>
+      <w:r>
+        <w:fldChar w:fldCharType="begin"/>
+      </w:r>
+      <w:r>
+        <w:instrText xml:space="preserve"> SEQ Figure \* ARABIC </w:instrText>
+      </w:r>
+      <w:r>
+        <w:fldChar w:fldCharType="separate"/>
+      </w:r>
+      <w:r>
+        <w:rPr>
+          <w:noProof/>
+        </w:rPr>
+        <w:t>1</w:t>
+      </w:r>
+      <w:r>
+        <w:rPr>
+          <w:noProof/>
+        </w:rPr>
+        <w:fldChar w:fldCharType="end"/>
+      </w:r>
       <w:r>
         <w:t xml:space="preserve"> use case diagram</w:t>
       </w:r>
@@ -2764,6 +2789,8 @@
       <w:r>
         <w:br w:type="page"/>
       </w:r>
+      <w:bookmarkStart w:id="11" w:name="_GoBack"/>
+      <w:bookmarkEnd w:id="11"/>
     </w:p>
     <w:p>
       <w:pPr>
@@ -2776,14 +2803,15 @@
           <w:b/>
         </w:rPr>
       </w:pPr>
-      <w:bookmarkStart w:id="11" w:name="_Toc233458855"/>
+      <w:bookmarkStart w:id="12" w:name="_Toc233458855"/>
       <w:r>
         <w:rPr>
           <w:b/>
         </w:rPr>
+        <w:lastRenderedPageBreak/>
         <w:t>Data Flow Diagram (DFD)</w:t>
       </w:r>
-      <w:bookmarkEnd w:id="11"/>
+      <w:bookmarkEnd w:id="12"/>
     </w:p>
     <w:p>
       <w:r>
@@ -2804,7 +2832,7 @@
       <w:pPr>
         <w:spacing w:line="360" w:lineRule="auto"/>
       </w:pPr>
-      <w:bookmarkStart w:id="12" w:name="_Toc233458856"/>
+      <w:bookmarkStart w:id="13" w:name="_Toc233458856"/>
       <w:r>
         <w:rPr>
           <w:rStyle w:val="Heading2Char"/>
@@ -2812,7 +2840,7 @@
         </w:rPr>
         <w:t>Level 0 (Context Diagram):</w:t>
       </w:r>
-      <w:bookmarkEnd w:id="12"/>
+      <w:bookmarkEnd w:id="13"/>
       <w:r>
         <w:rPr>
           <w:rStyle w:val="Heading2Char"/>
@@ -2899,24 +2927,37 @@
         <w:pStyle w:val="Caption"/>
         <w:jc w:val="center"/>
       </w:pPr>
-      <w:bookmarkStart w:id="13" w:name="_Toc233459032"/>
-      <w:bookmarkStart w:id="14" w:name="_Toc233459060"/>
+      <w:bookmarkStart w:id="14" w:name="_Toc233459032"/>
+      <w:bookmarkStart w:id="15" w:name="_Toc233459060"/>
       <w:r>
         <w:t xml:space="preserve">Figure </w:t>
       </w:r>
-      <w:fldSimple w:instr=" SEQ Figure \* ARABIC ">
-        <w:r>
-          <w:rPr>
-            <w:noProof/>
-          </w:rPr>
-          <w:t>2</w:t>
-        </w:r>
-      </w:fldSimple>
+      <w:r>
+        <w:fldChar w:fldCharType="begin"/>
+      </w:r>
+      <w:r>
+        <w:instrText xml:space="preserve"> SEQ Figure \* ARABIC </w:instrText>
+      </w:r>
+      <w:r>
+        <w:fldChar w:fldCharType="separate"/>
+      </w:r>
+      <w:r>
+        <w:rPr>
+          <w:noProof/>
+        </w:rPr>
+        <w:t>2</w:t>
+      </w:r>
+      <w:r>
+        <w:rPr>
+          <w:noProof/>
+        </w:rPr>
+        <w:fldChar w:fldCharType="end"/>
+      </w:r>
       <w:r>
         <w:t>:DFD level 0</w:t>
       </w:r>
-      <w:bookmarkEnd w:id="13"/>
       <w:bookmarkEnd w:id="14"/>
+      <w:bookmarkEnd w:id="15"/>
     </w:p>
     <w:p>
       <w:r>
@@ -2927,15 +2968,16 @@
       <w:pPr>
         <w:spacing w:line="360" w:lineRule="auto"/>
       </w:pPr>
-      <w:bookmarkStart w:id="15" w:name="_Toc233458857"/>
+      <w:bookmarkStart w:id="16" w:name="_Toc233458857"/>
       <w:r>
         <w:rPr>
           <w:rStyle w:val="Heading2Char"/>
           <w:b/>
         </w:rPr>
+        <w:lastRenderedPageBreak/>
         <w:t>Level 1 (Detailed Decomposition):</w:t>
       </w:r>
-      <w:bookmarkEnd w:id="15"/>
+      <w:bookmarkEnd w:id="16"/>
       <w:r>
         <w:t xml:space="preserve"> Breaks down the central system process into</w:t>
       </w:r>
@@ -3021,24 +3063,37 @@
         <w:pStyle w:val="Caption"/>
         <w:jc w:val="center"/>
       </w:pPr>
-      <w:bookmarkStart w:id="16" w:name="_Toc233459033"/>
-      <w:bookmarkStart w:id="17" w:name="_Toc233459061"/>
+      <w:bookmarkStart w:id="17" w:name="_Toc233459033"/>
+      <w:bookmarkStart w:id="18" w:name="_Toc233459061"/>
       <w:r>
         <w:t xml:space="preserve">Figure </w:t>
       </w:r>
-      <w:fldSimple w:instr=" SEQ Figure \* ARABIC ">
-        <w:r>
-          <w:rPr>
-            <w:noProof/>
-          </w:rPr>
-          <w:t>3</w:t>
-        </w:r>
-      </w:fldSimple>
+      <w:r>
+        <w:fldChar w:fldCharType="begin"/>
+      </w:r>
+      <w:r>
+        <w:instrText xml:space="preserve"> SEQ Figure \* ARABIC </w:instrText>
+      </w:r>
+      <w:r>
+        <w:fldChar w:fldCharType="separate"/>
+      </w:r>
+      <w:r>
+        <w:rPr>
+          <w:noProof/>
+        </w:rPr>
+        <w:t>3</w:t>
+      </w:r>
+      <w:r>
+        <w:rPr>
+          <w:noProof/>
+        </w:rPr>
+        <w:fldChar w:fldCharType="end"/>
+      </w:r>
       <w:r>
         <w:t>:DFD level 1</w:t>
       </w:r>
-      <w:bookmarkEnd w:id="16"/>
       <w:bookmarkEnd w:id="17"/>
+      <w:bookmarkEnd w:id="18"/>
     </w:p>
     <w:p>
       <w:r>
@@ -3053,14 +3108,15 @@
           <w:b/>
         </w:rPr>
       </w:pPr>
-      <w:bookmarkStart w:id="18" w:name="_Toc233458858"/>
+      <w:bookmarkStart w:id="19" w:name="_Toc233458858"/>
       <w:r>
         <w:rPr>
           <w:b/>
         </w:rPr>
+        <w:lastRenderedPageBreak/>
         <w:t>System Flowchart</w:t>
       </w:r>
-      <w:bookmarkEnd w:id="18"/>
+      <w:bookmarkEnd w:id="19"/>
     </w:p>
     <w:p>
       <w:pPr>
@@ -3139,24 +3195,37 @@
         <w:pStyle w:val="Caption"/>
         <w:jc w:val="center"/>
       </w:pPr>
-      <w:bookmarkStart w:id="19" w:name="_Toc233459034"/>
-      <w:bookmarkStart w:id="20" w:name="_Toc233459062"/>
+      <w:bookmarkStart w:id="20" w:name="_Toc233459034"/>
+      <w:bookmarkStart w:id="21" w:name="_Toc233459062"/>
       <w:r>
         <w:t xml:space="preserve">Figure </w:t>
       </w:r>
-      <w:fldSimple w:instr=" SEQ Figure \* ARABIC ">
-        <w:r>
-          <w:rPr>
-            <w:noProof/>
-          </w:rPr>
-          <w:t>4</w:t>
-        </w:r>
-      </w:fldSimple>
+      <w:r>
+        <w:fldChar w:fldCharType="begin"/>
+      </w:r>
+      <w:r>
+        <w:instrText xml:space="preserve"> SEQ Figure \* ARABIC </w:instrText>
+      </w:r>
+      <w:r>
+        <w:fldChar w:fldCharType="separate"/>
+      </w:r>
+      <w:r>
+        <w:rPr>
+          <w:noProof/>
+        </w:rPr>
+        <w:t>4</w:t>
+      </w:r>
+      <w:r>
+        <w:rPr>
+          <w:noProof/>
+        </w:rPr>
+        <w:fldChar w:fldCharType="end"/>
+      </w:r>
       <w:r>
         <w:t xml:space="preserve"> flowchart</w:t>
       </w:r>
-      <w:bookmarkEnd w:id="19"/>
       <w:bookmarkEnd w:id="20"/>
+      <w:bookmarkEnd w:id="21"/>
     </w:p>
     <w:p>
       <w:pPr>
@@ -3168,6 +3237,7 @@
         <w:spacing w:line="360" w:lineRule="auto"/>
       </w:pPr>
       <w:r>
+        <w:lastRenderedPageBreak/>
         <w:t>Development</w:t>
       </w:r>
     </w:p>
@@ -3332,6 +3402,7 @@
           <w:b/>
           <w:bCs/>
         </w:rPr>
+        <w:lastRenderedPageBreak/>
         <w:t>Final Product Development:</w:t>
       </w:r>
       <w:r>
@@ -3374,21 +3445,7 @@
           <w:b/>
           <w:bCs/>
         </w:rPr>
-        <w:t xml:space="preserve">Primary IDE &amp; Toolchain (VS Code / </w:t>
-      </w:r>
-      <w:r>
-        <w:rPr>
-          <w:b/>
-          <w:bCs/>
-        </w:rPr>
-        <w:t>DEV C++ /</w:t>
-      </w:r>
-      <w:r>
-        <w:rPr>
-          <w:b/>
-          <w:bCs/>
-        </w:rPr>
-        <w:t xml:space="preserve"> Modern Web Stack):</w:t>
+        <w:t>Primary IDE &amp; Toolchain (VS Code / DEV C++ / Modern Web Stack):</w:t>
       </w:r>
       <w:r>
         <w:t xml:space="preserve"> Selected for its extensible environment, allowing for precision line-by-line debugging of voter authentication modules, encryption protocols, and secure session management without heavy system overhead.</w:t>
@@ -3469,6 +3526,7 @@
         <w:spacing w:line="360" w:lineRule="auto"/>
       </w:pPr>
       <w:r>
+        <w:lastRenderedPageBreak/>
         <w:t>Collaboration and Communication Channels</w:t>
       </w:r>
     </w:p>
@@ -3863,9 +3921,8 @@
       <w:r>
         <w:br w:type="page"/>
       </w:r>
-      <w:bookmarkStart w:id="21" w:name="_GoBack"/>
-      <w:bookmarkEnd w:id="21"/>
-      <w:r>
+      <w:r>
+        <w:lastRenderedPageBreak/>
         <w:t xml:space="preserve"> </w:t>
       </w:r>
     </w:p>
@@ -6736,7 +6793,7 @@
 </file>
 
 <file path=customXml/itemProps1.xml><?xml version="1.0" encoding="utf-8"?>
-<ds:datastoreItem xmlns:ds="http://schemas.openxmlformats.org/officeDocument/2006/customXml" ds:itemID="{913DF6D8-294B-49A6-88D2-C91EEA8CC73E}">
+<ds:datastoreItem xmlns:ds="http://schemas.openxmlformats.org/officeDocument/2006/customXml" ds:itemID="{D63E53E7-903A-40D5-B987-E8BE96AF3122}">
   <ds:schemaRefs>
     <ds:schemaRef ds:uri="http://schemas.openxmlformats.org/officeDocument/2006/bibliography"/>
   </ds:schemaRefs>
